--- a/lessons/5-3/downloads/reveal/teacher/5.3-session-1-prerequisite-practice-b.docx
+++ b/lessons/5-3/downloads/reveal/teacher/5.3-session-1-prerequisite-practice-b.docx
@@ -15,10 +15,28 @@
         <w:rPr>
           <w:rFonts w:ascii="Avenir Next" w:hAnsi="Avenir Next" w:cs="Avenir Next" w:eastAsia="Avenir Next"/>
           <w:color w:val="1A1A1A"/>
+          <w:sz w:val="22"/>
+          <w:szCs w:val="20"/>
+        </w:rPr>
+        <w:t xml:space="preserve">Name</w:t>
+      </w:r>
+      <w:r>
+        <w:rPr>
+          <w:rFonts w:ascii="Avenir Next" w:hAnsi="Avenir Next" w:cs="Avenir Next" w:eastAsia="Avenir Next"/>
+          <w:color w:val="1A1A1A"/>
           <w:sz w:val="20"/>
           <w:szCs w:val="20"/>
         </w:rPr>
-        <w:t xml:space="preserve">Name</w:t>
+        <w:tab/>
+      </w:r>
+      <w:r>
+        <w:rPr>
+          <w:rFonts w:ascii="Avenir Next" w:hAnsi="Avenir Next" w:cs="Avenir Next" w:eastAsia="Avenir Next"/>
+          <w:color w:val="1A1A1A"/>
+          <w:sz w:val="22"/>
+          <w:szCs w:val="20"/>
+        </w:rPr>
+        <w:t xml:space="preserve">   Date</w:t>
       </w:r>
       <w:r>
         <w:rPr>
@@ -33,25 +51,7 @@
         <w:rPr>
           <w:rFonts w:ascii="Avenir Next" w:hAnsi="Avenir Next" w:cs="Avenir Next" w:eastAsia="Avenir Next"/>
           <w:color w:val="1A1A1A"/>
-          <w:sz w:val="20"/>
-          <w:szCs w:val="20"/>
-        </w:rPr>
-        <w:t xml:space="preserve">   Date</w:t>
-      </w:r>
-      <w:r>
-        <w:rPr>
-          <w:rFonts w:ascii="Avenir Next" w:hAnsi="Avenir Next" w:cs="Avenir Next" w:eastAsia="Avenir Next"/>
-          <w:color w:val="1A1A1A"/>
-          <w:sz w:val="20"/>
-          <w:szCs w:val="20"/>
-        </w:rPr>
-        <w:tab/>
-      </w:r>
-      <w:r>
-        <w:rPr>
-          <w:rFonts w:ascii="Avenir Next" w:hAnsi="Avenir Next" w:cs="Avenir Next" w:eastAsia="Avenir Next"/>
-          <w:color w:val="1A1A1A"/>
-          <w:sz w:val="20"/>
+          <w:sz w:val="22"/>
           <w:szCs w:val="20"/>
         </w:rPr>
         <w:t xml:space="preserve">   Period</w:t>
@@ -78,7 +78,7 @@
           <w:caps/>
           <w:color w:val="003A70"/>
           <w:spacing w:val="12"/>
-          <w:sz w:val="19"/>
+          <w:sz w:val="22"/>
           <w:szCs w:val="19"/>
         </w:rPr>
         <w:t xml:space="preserve">Lesson 5-3  ·  Session 1  ·  Prerequisite Practice B  ·  Skill 1 of 2</w:t>
@@ -86,6 +86,7 @@
     </w:p>
     <w:p>
       <w:pPr>
+        <w:pStyle w:val="Heading1"/>
         <w:keepNext/>
         <w:spacing w:before="0" w:after="10" w:line="240" w:lineRule="auto"/>
       </w:pPr>
@@ -111,7 +112,7 @@
         <w:rPr>
           <w:rFonts w:ascii="Avenir Next" w:hAnsi="Avenir Next" w:cs="Avenir Next" w:eastAsia="Avenir Next"/>
           <w:color w:val="5A5F66"/>
-          <w:sz w:val="17"/>
+          <w:sz w:val="22"/>
           <w:szCs w:val="17"/>
         </w:rPr>
         <w:t xml:space="preserve">Builds on Lesson 5-2 Session 1 · 6.G.A.1</w:t>
@@ -154,6 +155,7 @@
           </w:tcPr>
           <w:p>
             <w:pPr>
+              <w:pStyle w:val="Heading2"/>
               <w:spacing w:before="0" w:after="0" w:line="252" w:lineRule="auto"/>
             </w:pPr>
             <w:r>
@@ -183,7 +185,7 @@
               <w:rPr>
                 <w:rFonts w:ascii="Avenir Next" w:hAnsi="Avenir Next" w:cs="Avenir Next" w:eastAsia="Avenir Next"/>
                 <w:color w:val="1A1A1A"/>
-                <w:sz w:val="20"/>
+                <w:sz w:val="22"/>
                 <w:szCs w:val="20"/>
               </w:rPr>
               <w:t xml:space="preserve">Each end piece of the trapezoid is a triangle. You find its area with 1/2 × b × h.</w:t>
@@ -203,6 +205,7 @@
           </w:tcPr>
           <w:p>
             <w:pPr>
+              <w:pStyle w:val="Heading2"/>
               <w:spacing w:before="0" w:after="0" w:line="252" w:lineRule="auto"/>
             </w:pPr>
             <w:r>
@@ -232,7 +235,7 @@
               <w:rPr>
                 <w:rFonts w:ascii="Avenir Next" w:hAnsi="Avenir Next" w:cs="Avenir Next" w:eastAsia="Avenir Next"/>
                 <w:color w:val="1A1A1A"/>
-                <w:sz w:val="20"/>
+                <w:sz w:val="22"/>
                 <w:szCs w:val="20"/>
               </w:rPr>
               <w:t xml:space="preserve">Find a triangle’s area, like 1/2 × 4 × 6 = 12.  </w:t>
@@ -242,7 +245,7 @@
                 <w:rFonts w:ascii="Avenir Next" w:hAnsi="Avenir Next" w:cs="Avenir Next" w:eastAsia="Avenir Next"/>
                 <w:b/>
                 <w:color w:val="1A1A1A"/>
-                <w:sz w:val="20"/>
+                <w:sz w:val="22"/>
                 <w:szCs w:val="20"/>
               </w:rPr>
               <w:t xml:space="preserve">You will use it in Practice Form A, problems 2 and 8.</w:t>
@@ -253,6 +256,7 @@
     </w:tbl>
     <w:p>
       <w:pPr>
+        <w:pStyle w:val="Heading2"/>
         <w:keepNext/>
         <w:pBdr>
           <w:bottom w:val="single" w:sz="8" w:space="3" w:color="003A70"/>
@@ -268,7 +272,7 @@
           <w:b/>
           <w:color w:val="003A70"/>
           <w:spacing w:val="14"/>
-          <w:sz w:val="19"/>
+          <w:sz w:val="22"/>
           <w:szCs w:val="19"/>
         </w:rPr>
         <w:t xml:space="preserve">STEPS TO FOLLOW</w:t>
@@ -287,7 +291,7 @@
           <w:rFonts w:ascii="Avenir Next" w:hAnsi="Avenir Next" w:cs="Avenir Next" w:eastAsia="Avenir Next"/>
           <w:i/>
           <w:color w:val="5A5F66"/>
-          <w:sz w:val="17"/>
+          <w:sz w:val="22"/>
           <w:szCs w:val="17"/>
         </w:rPr>
         <w:t xml:space="preserve">use these same steps on every problem</w:t>
@@ -329,6 +333,7 @@
           </w:tcPr>
           <w:p>
             <w:pPr>
+              <w:pStyle w:val="Heading1"/>
               <w:spacing w:before="0" w:after="0" w:line="240" w:lineRule="auto"/>
               <w:jc w:val="center"/>
             </w:pPr>
@@ -357,7 +362,7 @@
               <w:rPr>
                 <w:rFonts w:ascii="Avenir Next" w:hAnsi="Avenir Next" w:cs="Avenir Next" w:eastAsia="Avenir Next"/>
                 <w:color w:val="1A1A1A"/>
-                <w:sz w:val="21"/>
+                <w:sz w:val="22"/>
                 <w:szCs w:val="21"/>
               </w:rPr>
               <w:t xml:space="preserve">Find the </w:t>
@@ -367,7 +372,7 @@
                 <w:rFonts w:ascii="Avenir Next" w:hAnsi="Avenir Next" w:cs="Avenir Next" w:eastAsia="Avenir Next"/>
                 <w:b/>
                 <w:color w:val="1A1A1A"/>
-                <w:sz w:val="21"/>
+                <w:sz w:val="22"/>
                 <w:szCs w:val="21"/>
               </w:rPr>
               <w:t xml:space="preserve">base</w:t>
@@ -376,7 +381,7 @@
               <w:rPr>
                 <w:rFonts w:ascii="Avenir Next" w:hAnsi="Avenir Next" w:cs="Avenir Next" w:eastAsia="Avenir Next"/>
                 <w:color w:val="1A1A1A"/>
-                <w:sz w:val="21"/>
+                <w:sz w:val="22"/>
                 <w:szCs w:val="21"/>
               </w:rPr>
               <w:t xml:space="preserve"> and the height.</w:t>
@@ -395,6 +400,7 @@
           </w:tcPr>
           <w:p>
             <w:pPr>
+              <w:pStyle w:val="Heading1"/>
               <w:spacing w:before="0" w:after="0" w:line="240" w:lineRule="auto"/>
               <w:jc w:val="center"/>
             </w:pPr>
@@ -424,7 +430,7 @@
                 <w:rFonts w:ascii="Avenir Next" w:hAnsi="Avenir Next" w:cs="Avenir Next" w:eastAsia="Avenir Next"/>
                 <w:b/>
                 <w:color w:val="1A1A1A"/>
-                <w:sz w:val="21"/>
+                <w:sz w:val="22"/>
                 <w:szCs w:val="21"/>
               </w:rPr>
               <w:t xml:space="preserve">Multiply</w:t>
@@ -433,7 +439,7 @@
               <w:rPr>
                 <w:rFonts w:ascii="Avenir Next" w:hAnsi="Avenir Next" w:cs="Avenir Next" w:eastAsia="Avenir Next"/>
                 <w:color w:val="1A1A1A"/>
-                <w:sz w:val="21"/>
+                <w:sz w:val="22"/>
                 <w:szCs w:val="21"/>
               </w:rPr>
               <w:t xml:space="preserve"> base × height.</w:t>
@@ -452,6 +458,7 @@
           </w:tcPr>
           <w:p>
             <w:pPr>
+              <w:pStyle w:val="Heading1"/>
               <w:spacing w:before="0" w:after="0" w:line="240" w:lineRule="auto"/>
               <w:jc w:val="center"/>
             </w:pPr>
@@ -481,7 +488,7 @@
                 <w:rFonts w:ascii="Avenir Next" w:hAnsi="Avenir Next" w:cs="Avenir Next" w:eastAsia="Avenir Next"/>
                 <w:b/>
                 <w:color w:val="1A1A1A"/>
-                <w:sz w:val="21"/>
+                <w:sz w:val="22"/>
                 <w:szCs w:val="21"/>
               </w:rPr>
               <w:t xml:space="preserve">Halve</w:t>
@@ -490,7 +497,7 @@
               <w:rPr>
                 <w:rFonts w:ascii="Avenir Next" w:hAnsi="Avenir Next" w:cs="Avenir Next" w:eastAsia="Avenir Next"/>
                 <w:color w:val="1A1A1A"/>
-                <w:sz w:val="21"/>
+                <w:sz w:val="22"/>
                 <w:szCs w:val="21"/>
               </w:rPr>
               <w:t xml:space="preserve"> the product.</w:t>
@@ -501,6 +508,7 @@
     </w:tbl>
     <w:p>
       <w:pPr>
+        <w:pStyle w:val="Heading2"/>
         <w:keepNext/>
         <w:pBdr>
           <w:bottom w:val="single" w:sz="8" w:space="3" w:color="003A70"/>
@@ -516,7 +524,7 @@
           <w:b/>
           <w:color w:val="003A70"/>
           <w:spacing w:val="14"/>
-          <w:sz w:val="19"/>
+          <w:sz w:val="22"/>
           <w:szCs w:val="19"/>
         </w:rPr>
         <w:t xml:space="preserve">WATCH ME</w:t>
@@ -535,7 +543,7 @@
           <w:rFonts w:ascii="Avenir Next" w:hAnsi="Avenir Next" w:cs="Avenir Next" w:eastAsia="Avenir Next"/>
           <w:i/>
           <w:color w:val="5A5F66"/>
-          <w:sz w:val="17"/>
+          <w:sz w:val="22"/>
           <w:szCs w:val="17"/>
         </w:rPr>
         <w:t xml:space="preserve">the steps in action</w:t>
@@ -550,7 +558,7 @@
           <w:rFonts w:ascii="Avenir Next" w:hAnsi="Avenir Next" w:cs="Avenir Next" w:eastAsia="Avenir Next"/>
           <w:b/>
           <w:color w:val="1A1A1A"/>
-          <w:sz w:val="21"/>
+          <w:sz w:val="22"/>
           <w:szCs w:val="21"/>
         </w:rPr>
         <w:t xml:space="preserve">A triangle has base 5 m and height 10 m. Find its area.</w:t>
@@ -569,25 +577,25 @@
           <w:rFonts w:ascii="Avenir Next" w:hAnsi="Avenir Next" w:cs="Avenir Next" w:eastAsia="Avenir Next"/>
           <w:b/>
           <w:color w:val="003A70"/>
+          <w:sz w:val="22"/>
+          <w:szCs w:val="19"/>
+        </w:rPr>
+        <w:t xml:space="preserve">Step 1</w:t>
+      </w:r>
+      <w:r>
+        <w:rPr>
+          <w:rFonts w:ascii="Avenir Next" w:hAnsi="Avenir Next" w:cs="Avenir Next" w:eastAsia="Avenir Next"/>
+          <w:color w:val="1A1A1A"/>
           <w:sz w:val="19"/>
           <w:szCs w:val="19"/>
         </w:rPr>
-        <w:t xml:space="preserve">Step 1</w:t>
-      </w:r>
-      <w:r>
-        <w:rPr>
-          <w:rFonts w:ascii="Avenir Next" w:hAnsi="Avenir Next" w:cs="Avenir Next" w:eastAsia="Avenir Next"/>
-          <w:color w:val="1A1A1A"/>
-          <w:sz w:val="19"/>
-          <w:szCs w:val="19"/>
-        </w:rPr>
         <w:tab/>
       </w:r>
       <w:r>
         <w:rPr>
           <w:rFonts w:ascii="Avenir Next" w:hAnsi="Avenir Next" w:cs="Avenir Next" w:eastAsia="Avenir Next"/>
           <w:color w:val="1A1A1A"/>
-          <w:sz w:val="21"/>
+          <w:sz w:val="22"/>
           <w:szCs w:val="21"/>
         </w:rPr>
         <w:t xml:space="preserve">b = 5, h = 10.</w:t>
@@ -606,25 +614,25 @@
           <w:rFonts w:ascii="Avenir Next" w:hAnsi="Avenir Next" w:cs="Avenir Next" w:eastAsia="Avenir Next"/>
           <w:b/>
           <w:color w:val="003A70"/>
+          <w:sz w:val="22"/>
+          <w:szCs w:val="19"/>
+        </w:rPr>
+        <w:t xml:space="preserve">Step 2</w:t>
+      </w:r>
+      <w:r>
+        <w:rPr>
+          <w:rFonts w:ascii="Avenir Next" w:hAnsi="Avenir Next" w:cs="Avenir Next" w:eastAsia="Avenir Next"/>
+          <w:color w:val="1A1A1A"/>
           <w:sz w:val="19"/>
           <w:szCs w:val="19"/>
         </w:rPr>
-        <w:t xml:space="preserve">Step 2</w:t>
-      </w:r>
-      <w:r>
-        <w:rPr>
-          <w:rFonts w:ascii="Avenir Next" w:hAnsi="Avenir Next" w:cs="Avenir Next" w:eastAsia="Avenir Next"/>
-          <w:color w:val="1A1A1A"/>
-          <w:sz w:val="19"/>
-          <w:szCs w:val="19"/>
-        </w:rPr>
         <w:tab/>
       </w:r>
       <w:r>
         <w:rPr>
           <w:rFonts w:ascii="Avenir Next" w:hAnsi="Avenir Next" w:cs="Avenir Next" w:eastAsia="Avenir Next"/>
           <w:color w:val="1A1A1A"/>
-          <w:sz w:val="21"/>
+          <w:sz w:val="22"/>
           <w:szCs w:val="21"/>
         </w:rPr>
         <w:t xml:space="preserve">5 × 10 = 50.</w:t>
@@ -643,25 +651,25 @@
           <w:rFonts w:ascii="Avenir Next" w:hAnsi="Avenir Next" w:cs="Avenir Next" w:eastAsia="Avenir Next"/>
           <w:b/>
           <w:color w:val="003A70"/>
+          <w:sz w:val="22"/>
+          <w:szCs w:val="19"/>
+        </w:rPr>
+        <w:t xml:space="preserve">Step 3</w:t>
+      </w:r>
+      <w:r>
+        <w:rPr>
+          <w:rFonts w:ascii="Avenir Next" w:hAnsi="Avenir Next" w:cs="Avenir Next" w:eastAsia="Avenir Next"/>
+          <w:color w:val="1A1A1A"/>
           <w:sz w:val="19"/>
           <w:szCs w:val="19"/>
         </w:rPr>
-        <w:t xml:space="preserve">Step 3</w:t>
-      </w:r>
-      <w:r>
-        <w:rPr>
-          <w:rFonts w:ascii="Avenir Next" w:hAnsi="Avenir Next" w:cs="Avenir Next" w:eastAsia="Avenir Next"/>
-          <w:color w:val="1A1A1A"/>
-          <w:sz w:val="19"/>
-          <w:szCs w:val="19"/>
-        </w:rPr>
         <w:tab/>
       </w:r>
       <w:r>
         <w:rPr>
           <w:rFonts w:ascii="Avenir Next" w:hAnsi="Avenir Next" w:cs="Avenir Next" w:eastAsia="Avenir Next"/>
           <w:color w:val="1A1A1A"/>
-          <w:sz w:val="21"/>
+          <w:sz w:val="22"/>
           <w:szCs w:val="21"/>
         </w:rPr>
         <w:t xml:space="preserve">50 ÷ 2 = 25.</w:t>
@@ -680,18 +688,18 @@
           <w:rFonts w:ascii="Avenir Next" w:hAnsi="Avenir Next" w:cs="Avenir Next" w:eastAsia="Avenir Next"/>
           <w:b/>
           <w:color w:val="1A1A1A"/>
+          <w:sz w:val="22"/>
+          <w:szCs w:val="21"/>
+        </w:rPr>
+        <w:t xml:space="preserve">Answer</w:t>
+      </w:r>
+      <w:r>
+        <w:rPr>
+          <w:rFonts w:ascii="Avenir Next" w:hAnsi="Avenir Next" w:cs="Avenir Next" w:eastAsia="Avenir Next"/>
+          <w:color w:val="1A1A1A"/>
           <w:sz w:val="21"/>
           <w:szCs w:val="21"/>
         </w:rPr>
-        <w:t xml:space="preserve">Answer</w:t>
-      </w:r>
-      <w:r>
-        <w:rPr>
-          <w:rFonts w:ascii="Avenir Next" w:hAnsi="Avenir Next" w:cs="Avenir Next" w:eastAsia="Avenir Next"/>
-          <w:color w:val="1A1A1A"/>
-          <w:sz w:val="21"/>
-          <w:szCs w:val="21"/>
-        </w:rPr>
         <w:tab/>
       </w:r>
       <w:r>
@@ -699,7 +707,7 @@
           <w:rFonts w:ascii="Avenir Next" w:hAnsi="Avenir Next" w:cs="Avenir Next" w:eastAsia="Avenir Next"/>
           <w:b/>
           <w:color w:val="1A1A1A"/>
-          <w:sz w:val="21"/>
+          <w:sz w:val="22"/>
           <w:szCs w:val="21"/>
         </w:rPr>
         <w:t xml:space="preserve">25 m²</w:t>
@@ -707,6 +715,7 @@
     </w:p>
     <w:p>
       <w:pPr>
+        <w:pStyle w:val="Heading2"/>
         <w:keepNext/>
         <w:pBdr>
           <w:bottom w:val="single" w:sz="8" w:space="3" w:color="003A70"/>
@@ -722,7 +731,7 @@
           <w:b/>
           <w:color w:val="003A70"/>
           <w:spacing w:val="14"/>
-          <w:sz w:val="19"/>
+          <w:sz w:val="22"/>
           <w:szCs w:val="19"/>
         </w:rPr>
         <w:t xml:space="preserve">TRY IT WITH HELP</w:t>
@@ -741,7 +750,7 @@
           <w:rFonts w:ascii="Avenir Next" w:hAnsi="Avenir Next" w:cs="Avenir Next" w:eastAsia="Avenir Next"/>
           <w:i/>
           <w:color w:val="5A5F66"/>
-          <w:sz w:val="17"/>
+          <w:sz w:val="22"/>
           <w:szCs w:val="17"/>
         </w:rPr>
         <w:t xml:space="preserve">fill in each step</w:t>
@@ -799,35 +808,35 @@
           <w:rFonts w:ascii="Avenir Next" w:hAnsi="Avenir Next" w:cs="Avenir Next" w:eastAsia="Avenir Next"/>
           <w:b/>
           <w:color w:val="003A70"/>
+          <w:sz w:val="22"/>
+          <w:szCs w:val="18"/>
+        </w:rPr>
+        <w:t xml:space="preserve">Step 1</w:t>
+      </w:r>
+      <w:r>
+        <w:rPr>
+          <w:rFonts w:ascii="Avenir Next" w:hAnsi="Avenir Next" w:cs="Avenir Next" w:eastAsia="Avenir Next"/>
+          <w:color w:val="1A1A1A"/>
           <w:sz w:val="18"/>
           <w:szCs w:val="18"/>
         </w:rPr>
-        <w:t xml:space="preserve">Step 1</w:t>
-      </w:r>
-      <w:r>
-        <w:rPr>
-          <w:rFonts w:ascii="Avenir Next" w:hAnsi="Avenir Next" w:cs="Avenir Next" w:eastAsia="Avenir Next"/>
-          <w:color w:val="1A1A1A"/>
-          <w:sz w:val="18"/>
-          <w:szCs w:val="18"/>
-        </w:rPr>
         <w:tab/>
       </w:r>
       <w:r>
         <w:rPr>
           <w:rFonts w:ascii="Avenir Next" w:hAnsi="Avenir Next" w:cs="Avenir Next" w:eastAsia="Avenir Next"/>
           <w:color w:val="1A1A1A"/>
+          <w:sz w:val="22"/>
+          <w:szCs w:val="21"/>
+        </w:rPr>
+        <w:t xml:space="preserve">b = </w:t>
+      </w:r>
+      <w:r>
+        <w:rPr>
+          <w:rFonts w:ascii="Avenir Next" w:hAnsi="Avenir Next" w:cs="Avenir Next" w:eastAsia="Avenir Next"/>
+          <w:color w:val="1A1A1A"/>
           <w:sz w:val="21"/>
           <w:szCs w:val="21"/>
-        </w:rPr>
-        <w:t xml:space="preserve">b = </w:t>
-      </w:r>
-      <w:r>
-        <w:rPr>
-          <w:rFonts w:ascii="Avenir Next" w:hAnsi="Avenir Next" w:cs="Avenir Next" w:eastAsia="Avenir Next"/>
-          <w:color w:val="1A1A1A"/>
-          <w:sz w:val="21"/>
-          <w:szCs w:val="21"/>
           <w:u w:val="single"/>
         </w:rPr>
         <w:t xml:space="preserve">                </w:t>
@@ -836,7 +845,7 @@
         <w:rPr>
           <w:rFonts w:ascii="Avenir Next" w:hAnsi="Avenir Next" w:cs="Avenir Next" w:eastAsia="Avenir Next"/>
           <w:color w:val="1A1A1A"/>
-          <w:sz w:val="21"/>
+          <w:sz w:val="22"/>
           <w:szCs w:val="21"/>
         </w:rPr>
         <w:t xml:space="preserve">, h = </w:t>
@@ -866,25 +875,25 @@
           <w:rFonts w:ascii="Avenir Next" w:hAnsi="Avenir Next" w:cs="Avenir Next" w:eastAsia="Avenir Next"/>
           <w:b/>
           <w:color w:val="003A70"/>
+          <w:sz w:val="22"/>
+          <w:szCs w:val="18"/>
+        </w:rPr>
+        <w:t xml:space="preserve">Step 2</w:t>
+      </w:r>
+      <w:r>
+        <w:rPr>
+          <w:rFonts w:ascii="Avenir Next" w:hAnsi="Avenir Next" w:cs="Avenir Next" w:eastAsia="Avenir Next"/>
+          <w:color w:val="1A1A1A"/>
           <w:sz w:val="18"/>
           <w:szCs w:val="18"/>
         </w:rPr>
-        <w:t xml:space="preserve">Step 2</w:t>
-      </w:r>
-      <w:r>
-        <w:rPr>
-          <w:rFonts w:ascii="Avenir Next" w:hAnsi="Avenir Next" w:cs="Avenir Next" w:eastAsia="Avenir Next"/>
-          <w:color w:val="1A1A1A"/>
-          <w:sz w:val="18"/>
-          <w:szCs w:val="18"/>
-        </w:rPr>
         <w:tab/>
       </w:r>
       <w:r>
         <w:rPr>
           <w:rFonts w:ascii="Avenir Next" w:hAnsi="Avenir Next" w:cs="Avenir Next" w:eastAsia="Avenir Next"/>
           <w:color w:val="1A1A1A"/>
-          <w:sz w:val="21"/>
+          <w:sz w:val="22"/>
           <w:szCs w:val="21"/>
         </w:rPr>
         <w:t xml:space="preserve">4 × 6 = </w:t>
@@ -914,35 +923,35 @@
           <w:rFonts w:ascii="Avenir Next" w:hAnsi="Avenir Next" w:cs="Avenir Next" w:eastAsia="Avenir Next"/>
           <w:b/>
           <w:color w:val="003A70"/>
+          <w:sz w:val="22"/>
+          <w:szCs w:val="18"/>
+        </w:rPr>
+        <w:t xml:space="preserve">Step 3</w:t>
+      </w:r>
+      <w:r>
+        <w:rPr>
+          <w:rFonts w:ascii="Avenir Next" w:hAnsi="Avenir Next" w:cs="Avenir Next" w:eastAsia="Avenir Next"/>
+          <w:color w:val="1A1A1A"/>
           <w:sz w:val="18"/>
           <w:szCs w:val="18"/>
         </w:rPr>
-        <w:t xml:space="preserve">Step 3</w:t>
-      </w:r>
-      <w:r>
-        <w:rPr>
-          <w:rFonts w:ascii="Avenir Next" w:hAnsi="Avenir Next" w:cs="Avenir Next" w:eastAsia="Avenir Next"/>
-          <w:color w:val="1A1A1A"/>
-          <w:sz w:val="18"/>
-          <w:szCs w:val="18"/>
-        </w:rPr>
         <w:tab/>
       </w:r>
       <w:r>
         <w:rPr>
           <w:rFonts w:ascii="Avenir Next" w:hAnsi="Avenir Next" w:cs="Avenir Next" w:eastAsia="Avenir Next"/>
           <w:color w:val="1A1A1A"/>
+          <w:sz w:val="22"/>
+          <w:szCs w:val="21"/>
+        </w:rPr>
+        <w:t xml:space="preserve">24 ÷ 2 = </w:t>
+      </w:r>
+      <w:r>
+        <w:rPr>
+          <w:rFonts w:ascii="Avenir Next" w:hAnsi="Avenir Next" w:cs="Avenir Next" w:eastAsia="Avenir Next"/>
+          <w:color w:val="1A1A1A"/>
           <w:sz w:val="21"/>
           <w:szCs w:val="21"/>
-        </w:rPr>
-        <w:t xml:space="preserve">24 ÷ 2 = </w:t>
-      </w:r>
-      <w:r>
-        <w:rPr>
-          <w:rFonts w:ascii="Avenir Next" w:hAnsi="Avenir Next" w:cs="Avenir Next" w:eastAsia="Avenir Next"/>
-          <w:color w:val="1A1A1A"/>
-          <w:sz w:val="21"/>
-          <w:szCs w:val="21"/>
           <w:u w:val="single"/>
         </w:rPr>
         <w:t xml:space="preserve">                </w:t>
@@ -951,7 +960,7 @@
         <w:rPr>
           <w:rFonts w:ascii="Avenir Next" w:hAnsi="Avenir Next" w:cs="Avenir Next" w:eastAsia="Avenir Next"/>
           <w:color w:val="1A1A1A"/>
-          <w:sz w:val="21"/>
+          <w:sz w:val="22"/>
           <w:szCs w:val="21"/>
         </w:rPr>
         <w:t xml:space="preserve"> ft²</w:t>
@@ -1014,35 +1023,35 @@
           <w:rFonts w:ascii="Avenir Next" w:hAnsi="Avenir Next" w:cs="Avenir Next" w:eastAsia="Avenir Next"/>
           <w:b/>
           <w:color w:val="003A70"/>
+          <w:sz w:val="22"/>
+          <w:szCs w:val="18"/>
+        </w:rPr>
+        <w:t xml:space="preserve">Step 1</w:t>
+      </w:r>
+      <w:r>
+        <w:rPr>
+          <w:rFonts w:ascii="Avenir Next" w:hAnsi="Avenir Next" w:cs="Avenir Next" w:eastAsia="Avenir Next"/>
+          <w:color w:val="1A1A1A"/>
           <w:sz w:val="18"/>
           <w:szCs w:val="18"/>
         </w:rPr>
-        <w:t xml:space="preserve">Step 1</w:t>
-      </w:r>
-      <w:r>
-        <w:rPr>
-          <w:rFonts w:ascii="Avenir Next" w:hAnsi="Avenir Next" w:cs="Avenir Next" w:eastAsia="Avenir Next"/>
-          <w:color w:val="1A1A1A"/>
-          <w:sz w:val="18"/>
-          <w:szCs w:val="18"/>
-        </w:rPr>
         <w:tab/>
       </w:r>
       <w:r>
         <w:rPr>
           <w:rFonts w:ascii="Avenir Next" w:hAnsi="Avenir Next" w:cs="Avenir Next" w:eastAsia="Avenir Next"/>
           <w:color w:val="1A1A1A"/>
+          <w:sz w:val="22"/>
+          <w:szCs w:val="21"/>
+        </w:rPr>
+        <w:t xml:space="preserve">b = </w:t>
+      </w:r>
+      <w:r>
+        <w:rPr>
+          <w:rFonts w:ascii="Avenir Next" w:hAnsi="Avenir Next" w:cs="Avenir Next" w:eastAsia="Avenir Next"/>
+          <w:color w:val="1A1A1A"/>
           <w:sz w:val="21"/>
           <w:szCs w:val="21"/>
-        </w:rPr>
-        <w:t xml:space="preserve">b = </w:t>
-      </w:r>
-      <w:r>
-        <w:rPr>
-          <w:rFonts w:ascii="Avenir Next" w:hAnsi="Avenir Next" w:cs="Avenir Next" w:eastAsia="Avenir Next"/>
-          <w:color w:val="1A1A1A"/>
-          <w:sz w:val="21"/>
-          <w:szCs w:val="21"/>
           <w:u w:val="single"/>
         </w:rPr>
         <w:t xml:space="preserve">                </w:t>
@@ -1051,7 +1060,7 @@
         <w:rPr>
           <w:rFonts w:ascii="Avenir Next" w:hAnsi="Avenir Next" w:cs="Avenir Next" w:eastAsia="Avenir Next"/>
           <w:color w:val="1A1A1A"/>
-          <w:sz w:val="21"/>
+          <w:sz w:val="22"/>
           <w:szCs w:val="21"/>
         </w:rPr>
         <w:t xml:space="preserve">, h = </w:t>
@@ -1081,25 +1090,25 @@
           <w:rFonts w:ascii="Avenir Next" w:hAnsi="Avenir Next" w:cs="Avenir Next" w:eastAsia="Avenir Next"/>
           <w:b/>
           <w:color w:val="003A70"/>
+          <w:sz w:val="22"/>
+          <w:szCs w:val="18"/>
+        </w:rPr>
+        <w:t xml:space="preserve">Step 2</w:t>
+      </w:r>
+      <w:r>
+        <w:rPr>
+          <w:rFonts w:ascii="Avenir Next" w:hAnsi="Avenir Next" w:cs="Avenir Next" w:eastAsia="Avenir Next"/>
+          <w:color w:val="1A1A1A"/>
           <w:sz w:val="18"/>
           <w:szCs w:val="18"/>
         </w:rPr>
-        <w:t xml:space="preserve">Step 2</w:t>
-      </w:r>
-      <w:r>
-        <w:rPr>
-          <w:rFonts w:ascii="Avenir Next" w:hAnsi="Avenir Next" w:cs="Avenir Next" w:eastAsia="Avenir Next"/>
-          <w:color w:val="1A1A1A"/>
-          <w:sz w:val="18"/>
-          <w:szCs w:val="18"/>
-        </w:rPr>
         <w:tab/>
       </w:r>
       <w:r>
         <w:rPr>
           <w:rFonts w:ascii="Avenir Next" w:hAnsi="Avenir Next" w:cs="Avenir Next" w:eastAsia="Avenir Next"/>
           <w:color w:val="1A1A1A"/>
-          <w:sz w:val="21"/>
+          <w:sz w:val="22"/>
           <w:szCs w:val="21"/>
         </w:rPr>
         <w:t xml:space="preserve">6 × 16 = </w:t>
@@ -1129,35 +1138,35 @@
           <w:rFonts w:ascii="Avenir Next" w:hAnsi="Avenir Next" w:cs="Avenir Next" w:eastAsia="Avenir Next"/>
           <w:b/>
           <w:color w:val="003A70"/>
+          <w:sz w:val="22"/>
+          <w:szCs w:val="18"/>
+        </w:rPr>
+        <w:t xml:space="preserve">Step 3</w:t>
+      </w:r>
+      <w:r>
+        <w:rPr>
+          <w:rFonts w:ascii="Avenir Next" w:hAnsi="Avenir Next" w:cs="Avenir Next" w:eastAsia="Avenir Next"/>
+          <w:color w:val="1A1A1A"/>
           <w:sz w:val="18"/>
           <w:szCs w:val="18"/>
         </w:rPr>
-        <w:t xml:space="preserve">Step 3</w:t>
-      </w:r>
-      <w:r>
-        <w:rPr>
-          <w:rFonts w:ascii="Avenir Next" w:hAnsi="Avenir Next" w:cs="Avenir Next" w:eastAsia="Avenir Next"/>
-          <w:color w:val="1A1A1A"/>
-          <w:sz w:val="18"/>
-          <w:szCs w:val="18"/>
-        </w:rPr>
         <w:tab/>
       </w:r>
       <w:r>
         <w:rPr>
           <w:rFonts w:ascii="Avenir Next" w:hAnsi="Avenir Next" w:cs="Avenir Next" w:eastAsia="Avenir Next"/>
           <w:color w:val="1A1A1A"/>
+          <w:sz w:val="22"/>
+          <w:szCs w:val="21"/>
+        </w:rPr>
+        <w:t xml:space="preserve">96 ÷ 2 = </w:t>
+      </w:r>
+      <w:r>
+        <w:rPr>
+          <w:rFonts w:ascii="Avenir Next" w:hAnsi="Avenir Next" w:cs="Avenir Next" w:eastAsia="Avenir Next"/>
+          <w:color w:val="1A1A1A"/>
           <w:sz w:val="21"/>
           <w:szCs w:val="21"/>
-        </w:rPr>
-        <w:t xml:space="preserve">96 ÷ 2 = </w:t>
-      </w:r>
-      <w:r>
-        <w:rPr>
-          <w:rFonts w:ascii="Avenir Next" w:hAnsi="Avenir Next" w:cs="Avenir Next" w:eastAsia="Avenir Next"/>
-          <w:color w:val="1A1A1A"/>
-          <w:sz w:val="21"/>
-          <w:szCs w:val="21"/>
           <w:u w:val="single"/>
         </w:rPr>
         <w:t xml:space="preserve">                </w:t>
@@ -1166,7 +1175,7 @@
         <w:rPr>
           <w:rFonts w:ascii="Avenir Next" w:hAnsi="Avenir Next" w:cs="Avenir Next" w:eastAsia="Avenir Next"/>
           <w:color w:val="1A1A1A"/>
-          <w:sz w:val="21"/>
+          <w:sz w:val="22"/>
           <w:szCs w:val="21"/>
         </w:rPr>
         <w:t xml:space="preserve"> in²</w:t>
@@ -1179,6 +1188,7 @@
     </w:p>
     <w:p>
       <w:pPr>
+        <w:pStyle w:val="Heading2"/>
         <w:keepNext/>
         <w:pBdr>
           <w:bottom w:val="single" w:sz="8" w:space="3" w:color="003A70"/>
@@ -1194,7 +1204,7 @@
           <w:b/>
           <w:color w:val="003A70"/>
           <w:spacing w:val="14"/>
-          <w:sz w:val="19"/>
+          <w:sz w:val="22"/>
           <w:szCs w:val="19"/>
         </w:rPr>
         <w:t xml:space="preserve">YOUR TURN</w:t>
@@ -1213,7 +1223,7 @@
           <w:rFonts w:ascii="Avenir Next" w:hAnsi="Avenir Next" w:cs="Avenir Next" w:eastAsia="Avenir Next"/>
           <w:i/>
           <w:color w:val="5A5F66"/>
-          <w:sz w:val="17"/>
+          <w:sz w:val="22"/>
           <w:szCs w:val="17"/>
         </w:rPr>
         <w:t xml:space="preserve">use the steps on your own</w:t>
@@ -1385,7 +1395,7 @@
                       <w:szCs w:val="22"/>
                       <w:u w:val="single"/>
                     </w:rPr>
-                    <w:t xml:space="preserve">        </w:t>
+                    <w:t xml:space="preserve">            </w:t>
                   </w:r>
                 </w:p>
               </w:tc>
@@ -1447,7 +1457,7 @@
                       <w:szCs w:val="22"/>
                       <w:u w:val="single"/>
                     </w:rPr>
-                    <w:t xml:space="preserve">        </w:t>
+                    <w:t xml:space="preserve">            </w:t>
                   </w:r>
                 </w:p>
               </w:tc>
@@ -1509,7 +1519,7 @@
                       <w:szCs w:val="22"/>
                       <w:u w:val="single"/>
                     </w:rPr>
-                    <w:t xml:space="preserve">        </w:t>
+                    <w:t xml:space="preserve">            </w:t>
                   </w:r>
                 </w:p>
               </w:tc>
@@ -1577,7 +1587,7 @@
                       <w:szCs w:val="22"/>
                       <w:u w:val="single"/>
                     </w:rPr>
-                    <w:t xml:space="preserve">        </w:t>
+                    <w:t xml:space="preserve">            </w:t>
                   </w:r>
                 </w:p>
               </w:tc>
@@ -1639,7 +1649,7 @@
                       <w:szCs w:val="22"/>
                       <w:u w:val="single"/>
                     </w:rPr>
-                    <w:t xml:space="preserve">        </w:t>
+                    <w:t xml:space="preserve">            </w:t>
                   </w:r>
                 </w:p>
               </w:tc>
@@ -1701,7 +1711,7 @@
                       <w:szCs w:val="22"/>
                       <w:u w:val="single"/>
                     </w:rPr>
-                    <w:t xml:space="preserve">        </w:t>
+                    <w:t xml:space="preserve">            </w:t>
                   </w:r>
                 </w:p>
               </w:tc>
@@ -1724,7 +1734,7 @@
       <w:pPr>
         <w:pageBreakBefore/>
         <w:keepNext/>
-        <w:spacing w:before="0" w:after="12" w:line="264" w:lineRule="auto"/>
+        <w:spacing w:before="0" w:after="9" w:line="240" w:lineRule="auto"/>
       </w:pPr>
       <w:r>
         <w:rPr>
@@ -1733,7 +1743,7 @@
           <w:caps/>
           <w:color w:val="003A70"/>
           <w:spacing w:val="12"/>
-          <w:sz w:val="19"/>
+          <w:sz w:val="22"/>
           <w:szCs w:val="19"/>
         </w:rPr>
         <w:t xml:space="preserve">Lesson 5-3  ·  Session 1  ·  Prerequisite Practice B  ·  Skill 2 of 2</w:t>
@@ -1741,8 +1751,9 @@
     </w:p>
     <w:p>
       <w:pPr>
+        <w:pStyle w:val="Heading1"/>
         <w:keepNext/>
-        <w:spacing w:before="0" w:after="10" w:line="240" w:lineRule="auto"/>
+        <w:spacing w:before="0" w:after="7" w:line="240" w:lineRule="auto"/>
       </w:pPr>
       <w:r>
         <w:rPr>
@@ -1760,13 +1771,13 @@
         <w:pBdr>
           <w:bottom w:val="single" w:sz="4" w:space="5" w:color="C9CDD2"/>
         </w:pBdr>
-        <w:spacing w:before="0" w:after="60" w:line="264" w:lineRule="auto"/>
+        <w:spacing w:before="0" w:after="43" w:line="240" w:lineRule="auto"/>
       </w:pPr>
       <w:r>
         <w:rPr>
           <w:rFonts w:ascii="Avenir Next" w:hAnsi="Avenir Next" w:cs="Avenir Next" w:eastAsia="Avenir Next"/>
           <w:color w:val="5A5F66"/>
-          <w:sz w:val="17"/>
+          <w:sz w:val="22"/>
           <w:szCs w:val="17"/>
         </w:rPr>
         <w:t xml:space="preserve">Builds on Lesson 5-1 Session 1 · 6.G.A.1</w:t>
@@ -1809,7 +1820,8 @@
           </w:tcPr>
           <w:p>
             <w:pPr>
-              <w:spacing w:before="0" w:after="0" w:line="252" w:lineRule="auto"/>
+              <w:pStyle w:val="Heading2"/>
+              <w:spacing w:before="0" w:after="0" w:line="240" w:lineRule="auto"/>
             </w:pPr>
             <w:r>
               <w:rPr>
@@ -1832,13 +1844,13 @@
           </w:tcPr>
           <w:p>
             <w:pPr>
-              <w:spacing w:before="0" w:after="0" w:line="264" w:lineRule="auto"/>
+              <w:spacing w:before="0" w:after="0" w:line="240" w:lineRule="auto"/>
             </w:pPr>
             <w:r>
               <w:rPr>
                 <w:rFonts w:ascii="Avenir Next" w:hAnsi="Avenir Next" w:cs="Avenir Next" w:eastAsia="Avenir Next"/>
                 <w:color w:val="1A1A1A"/>
-                <w:sz w:val="20"/>
+                <w:sz w:val="22"/>
                 <w:szCs w:val="20"/>
               </w:rPr>
               <w:t xml:space="preserve">Every piece you cut from a trapezoid deck uses the same height, like 6 ft.</w:t>
@@ -1858,7 +1870,8 @@
           </w:tcPr>
           <w:p>
             <w:pPr>
-              <w:spacing w:before="0" w:after="0" w:line="252" w:lineRule="auto"/>
+              <w:pStyle w:val="Heading2"/>
+              <w:spacing w:before="0" w:after="0" w:line="240" w:lineRule="auto"/>
             </w:pPr>
             <w:r>
               <w:rPr>
@@ -1881,13 +1894,13 @@
           </w:tcPr>
           <w:p>
             <w:pPr>
-              <w:spacing w:before="0" w:after="0" w:line="264" w:lineRule="auto"/>
+              <w:spacing w:before="0" w:after="0" w:line="240" w:lineRule="auto"/>
             </w:pPr>
             <w:r>
               <w:rPr>
                 <w:rFonts w:ascii="Avenir Next" w:hAnsi="Avenir Next" w:cs="Avenir Next" w:eastAsia="Avenir Next"/>
                 <w:color w:val="1A1A1A"/>
-                <w:sz w:val="20"/>
+                <w:sz w:val="22"/>
                 <w:szCs w:val="20"/>
               </w:rPr>
               <w:t xml:space="preserve">Pick the height: the distance that makes a square corner, never a slanted side.  </w:t>
@@ -1897,7 +1910,7 @@
                 <w:rFonts w:ascii="Avenir Next" w:hAnsi="Avenir Next" w:cs="Avenir Next" w:eastAsia="Avenir Next"/>
                 <w:b/>
                 <w:color w:val="1A1A1A"/>
-                <w:sz w:val="20"/>
+                <w:sz w:val="22"/>
                 <w:szCs w:val="20"/>
               </w:rPr>
               <w:t xml:space="preserve">You will use it in Practice Form A, problems 3 and 8.</w:t>
@@ -1908,6 +1921,7 @@
     </w:tbl>
     <w:p>
       <w:pPr>
+        <w:pStyle w:val="Heading2"/>
         <w:keepNext/>
         <w:pBdr>
           <w:bottom w:val="single" w:sz="8" w:space="3" w:color="003A70"/>
@@ -1915,7 +1929,7 @@
         <w:tabs>
           <w:tab w:val="right" w:pos="9504"/>
         </w:tabs>
-        <w:spacing w:before="50" w:after="36" w:line="240" w:lineRule="auto"/>
+        <w:spacing w:before="36" w:after="26" w:line="240" w:lineRule="auto"/>
       </w:pPr>
       <w:r>
         <w:rPr>
@@ -1923,7 +1937,7 @@
           <w:b/>
           <w:color w:val="003A70"/>
           <w:spacing w:val="14"/>
-          <w:sz w:val="19"/>
+          <w:sz w:val="22"/>
           <w:szCs w:val="19"/>
         </w:rPr>
         <w:t xml:space="preserve">STEPS TO FOLLOW</w:t>
@@ -1942,7 +1956,7 @@
           <w:rFonts w:ascii="Avenir Next" w:hAnsi="Avenir Next" w:cs="Avenir Next" w:eastAsia="Avenir Next"/>
           <w:i/>
           <w:color w:val="5A5F66"/>
-          <w:sz w:val="17"/>
+          <w:sz w:val="22"/>
           <w:szCs w:val="17"/>
         </w:rPr>
         <w:t xml:space="preserve">use these same steps on every problem</w:t>
@@ -1984,6 +1998,7 @@
           </w:tcPr>
           <w:p>
             <w:pPr>
+              <w:pStyle w:val="Heading1"/>
               <w:spacing w:before="0" w:after="0" w:line="240" w:lineRule="auto"/>
               <w:jc w:val="center"/>
             </w:pPr>
@@ -2006,13 +2021,13 @@
           </w:tcPr>
           <w:p>
             <w:pPr>
-              <w:spacing w:before="0" w:after="0" w:line="264" w:lineRule="auto"/>
+              <w:spacing w:before="0" w:after="0" w:line="240" w:lineRule="auto"/>
             </w:pPr>
             <w:r>
               <w:rPr>
                 <w:rFonts w:ascii="Avenir Next" w:hAnsi="Avenir Next" w:cs="Avenir Next" w:eastAsia="Avenir Next"/>
                 <w:color w:val="1A1A1A"/>
-                <w:sz w:val="21"/>
+                <w:sz w:val="22"/>
                 <w:szCs w:val="21"/>
               </w:rPr>
               <w:t xml:space="preserve">Pick a side as the </w:t>
@@ -2022,7 +2037,7 @@
                 <w:rFonts w:ascii="Avenir Next" w:hAnsi="Avenir Next" w:cs="Avenir Next" w:eastAsia="Avenir Next"/>
                 <w:b/>
                 <w:color w:val="1A1A1A"/>
-                <w:sz w:val="21"/>
+                <w:sz w:val="22"/>
                 <w:szCs w:val="21"/>
               </w:rPr>
               <w:t xml:space="preserve">base</w:t>
@@ -2031,7 +2046,7 @@
               <w:rPr>
                 <w:rFonts w:ascii="Avenir Next" w:hAnsi="Avenir Next" w:cs="Avenir Next" w:eastAsia="Avenir Next"/>
                 <w:color w:val="1A1A1A"/>
-                <w:sz w:val="21"/>
+                <w:sz w:val="22"/>
                 <w:szCs w:val="21"/>
               </w:rPr>
               <w:t xml:space="preserve">.</w:t>
@@ -2050,6 +2065,7 @@
           </w:tcPr>
           <w:p>
             <w:pPr>
+              <w:pStyle w:val="Heading1"/>
               <w:spacing w:before="0" w:after="0" w:line="240" w:lineRule="auto"/>
               <w:jc w:val="center"/>
             </w:pPr>
@@ -2072,13 +2088,13 @@
           </w:tcPr>
           <w:p>
             <w:pPr>
-              <w:spacing w:before="0" w:after="0" w:line="264" w:lineRule="auto"/>
+              <w:spacing w:before="0" w:after="0" w:line="240" w:lineRule="auto"/>
             </w:pPr>
             <w:r>
               <w:rPr>
                 <w:rFonts w:ascii="Avenir Next" w:hAnsi="Avenir Next" w:cs="Avenir Next" w:eastAsia="Avenir Next"/>
                 <w:color w:val="1A1A1A"/>
-                <w:sz w:val="21"/>
+                <w:sz w:val="22"/>
                 <w:szCs w:val="21"/>
               </w:rPr>
               <w:t xml:space="preserve">Find the segment that makes a </w:t>
@@ -2088,7 +2104,7 @@
                 <w:rFonts w:ascii="Avenir Next" w:hAnsi="Avenir Next" w:cs="Avenir Next" w:eastAsia="Avenir Next"/>
                 <w:b/>
                 <w:color w:val="1A1A1A"/>
-                <w:sz w:val="21"/>
+                <w:sz w:val="22"/>
                 <w:szCs w:val="21"/>
               </w:rPr>
               <w:t xml:space="preserve">square corner</w:t>
@@ -2097,7 +2113,7 @@
               <w:rPr>
                 <w:rFonts w:ascii="Avenir Next" w:hAnsi="Avenir Next" w:cs="Avenir Next" w:eastAsia="Avenir Next"/>
                 <w:color w:val="1A1A1A"/>
-                <w:sz w:val="21"/>
+                <w:sz w:val="22"/>
                 <w:szCs w:val="21"/>
               </w:rPr>
               <w:t xml:space="preserve"> with it.</w:t>
@@ -2116,6 +2132,7 @@
           </w:tcPr>
           <w:p>
             <w:pPr>
+              <w:pStyle w:val="Heading1"/>
               <w:spacing w:before="0" w:after="0" w:line="240" w:lineRule="auto"/>
               <w:jc w:val="center"/>
             </w:pPr>
@@ -2138,13 +2155,13 @@
           </w:tcPr>
           <w:p>
             <w:pPr>
-              <w:spacing w:before="0" w:after="0" w:line="264" w:lineRule="auto"/>
+              <w:spacing w:before="0" w:after="0" w:line="240" w:lineRule="auto"/>
             </w:pPr>
             <w:r>
               <w:rPr>
                 <w:rFonts w:ascii="Avenir Next" w:hAnsi="Avenir Next" w:cs="Avenir Next" w:eastAsia="Avenir Next"/>
                 <w:color w:val="1A1A1A"/>
-                <w:sz w:val="21"/>
+                <w:sz w:val="22"/>
                 <w:szCs w:val="21"/>
               </w:rPr>
               <w:t xml:space="preserve">That segment is the </w:t>
@@ -2154,7 +2171,7 @@
                 <w:rFonts w:ascii="Avenir Next" w:hAnsi="Avenir Next" w:cs="Avenir Next" w:eastAsia="Avenir Next"/>
                 <w:b/>
                 <w:color w:val="1A1A1A"/>
-                <w:sz w:val="21"/>
+                <w:sz w:val="22"/>
                 <w:szCs w:val="21"/>
               </w:rPr>
               <w:t xml:space="preserve">height</w:t>
@@ -2163,7 +2180,7 @@
               <w:rPr>
                 <w:rFonts w:ascii="Avenir Next" w:hAnsi="Avenir Next" w:cs="Avenir Next" w:eastAsia="Avenir Next"/>
                 <w:color w:val="1A1A1A"/>
-                <w:sz w:val="21"/>
+                <w:sz w:val="22"/>
                 <w:szCs w:val="21"/>
               </w:rPr>
               <w:t xml:space="preserve">. Skip slanted sides.</w:t>
@@ -2174,6 +2191,7 @@
     </w:tbl>
     <w:p>
       <w:pPr>
+        <w:pStyle w:val="Heading2"/>
         <w:keepNext/>
         <w:pBdr>
           <w:bottom w:val="single" w:sz="8" w:space="3" w:color="003A70"/>
@@ -2181,7 +2199,7 @@
         <w:tabs>
           <w:tab w:val="right" w:pos="9504"/>
         </w:tabs>
-        <w:spacing w:before="50" w:after="36" w:line="240" w:lineRule="auto"/>
+        <w:spacing w:before="36" w:after="26" w:line="240" w:lineRule="auto"/>
       </w:pPr>
       <w:r>
         <w:rPr>
@@ -2189,7 +2207,7 @@
           <w:b/>
           <w:color w:val="003A70"/>
           <w:spacing w:val="14"/>
-          <w:sz w:val="19"/>
+          <w:sz w:val="22"/>
           <w:szCs w:val="19"/>
         </w:rPr>
         <w:t xml:space="preserve">WATCH ME</w:t>
@@ -2208,7 +2226,7 @@
           <w:rFonts w:ascii="Avenir Next" w:hAnsi="Avenir Next" w:cs="Avenir Next" w:eastAsia="Avenir Next"/>
           <w:i/>
           <w:color w:val="5A5F66"/>
-          <w:sz w:val="17"/>
+          <w:sz w:val="22"/>
           <w:szCs w:val="17"/>
         </w:rPr>
         <w:t xml:space="preserve">the steps in action</w:t>
@@ -2250,14 +2268,14 @@
           </w:tcPr>
           <w:p>
             <w:pPr>
-              <w:spacing w:before="0" w:after="40" w:line="264" w:lineRule="auto"/>
+              <w:spacing w:before="0" w:after="29" w:line="240" w:lineRule="auto"/>
             </w:pPr>
             <w:r>
               <w:rPr>
                 <w:rFonts w:ascii="Avenir Next" w:hAnsi="Avenir Next" w:cs="Avenir Next" w:eastAsia="Avenir Next"/>
                 <w:b/>
                 <w:color w:val="1A1A1A"/>
-                <w:sz w:val="21"/>
+                <w:sz w:val="22"/>
                 <w:szCs w:val="21"/>
               </w:rPr>
               <w:t xml:space="preserve">Bases 10 ft and 18 ft, slanted sides about 7 ft, dashed line 6 ft. Which is the height?</w:t>
@@ -2268,7 +2286,7 @@
               <w:tabs>
                 <w:tab w:val="left" w:pos="950"/>
               </w:tabs>
-              <w:spacing w:before="0" w:after="24" w:line="256" w:lineRule="auto"/>
+              <w:spacing w:before="0" w:after="17" w:line="240" w:lineRule="auto"/>
               <w:ind w:left="950" w:hanging="950"/>
             </w:pPr>
             <w:r>
@@ -2276,25 +2294,25 @@
                 <w:rFonts w:ascii="Avenir Next" w:hAnsi="Avenir Next" w:cs="Avenir Next" w:eastAsia="Avenir Next"/>
                 <w:b/>
                 <w:color w:val="003A70"/>
+                <w:sz w:val="22"/>
+                <w:szCs w:val="19"/>
+              </w:rPr>
+              <w:t xml:space="preserve">Step 1</w:t>
+            </w:r>
+            <w:r>
+              <w:rPr>
+                <w:rFonts w:ascii="Avenir Next" w:hAnsi="Avenir Next" w:cs="Avenir Next" w:eastAsia="Avenir Next"/>
+                <w:color w:val="1A1A1A"/>
                 <w:sz w:val="19"/>
                 <w:szCs w:val="19"/>
               </w:rPr>
-              <w:t xml:space="preserve">Step 1</w:t>
-            </w:r>
-            <w:r>
-              <w:rPr>
-                <w:rFonts w:ascii="Avenir Next" w:hAnsi="Avenir Next" w:cs="Avenir Next" w:eastAsia="Avenir Next"/>
-                <w:color w:val="1A1A1A"/>
-                <w:sz w:val="19"/>
-                <w:szCs w:val="19"/>
-              </w:rPr>
               <w:tab/>
             </w:r>
             <w:r>
               <w:rPr>
                 <w:rFonts w:ascii="Avenir Next" w:hAnsi="Avenir Next" w:cs="Avenir Next" w:eastAsia="Avenir Next"/>
                 <w:color w:val="1A1A1A"/>
-                <w:sz w:val="21"/>
+                <w:sz w:val="22"/>
                 <w:szCs w:val="21"/>
               </w:rPr>
               <w:t xml:space="preserve">The base is the 18 ft side.</w:t>
@@ -2305,7 +2323,7 @@
               <w:tabs>
                 <w:tab w:val="left" w:pos="950"/>
               </w:tabs>
-              <w:spacing w:before="0" w:after="24" w:line="256" w:lineRule="auto"/>
+              <w:spacing w:before="0" w:after="17" w:line="240" w:lineRule="auto"/>
               <w:ind w:left="950" w:hanging="950"/>
             </w:pPr>
             <w:r>
@@ -2313,25 +2331,25 @@
                 <w:rFonts w:ascii="Avenir Next" w:hAnsi="Avenir Next" w:cs="Avenir Next" w:eastAsia="Avenir Next"/>
                 <w:b/>
                 <w:color w:val="003A70"/>
+                <w:sz w:val="22"/>
+                <w:szCs w:val="19"/>
+              </w:rPr>
+              <w:t xml:space="preserve">Step 2</w:t>
+            </w:r>
+            <w:r>
+              <w:rPr>
+                <w:rFonts w:ascii="Avenir Next" w:hAnsi="Avenir Next" w:cs="Avenir Next" w:eastAsia="Avenir Next"/>
+                <w:color w:val="1A1A1A"/>
                 <w:sz w:val="19"/>
                 <w:szCs w:val="19"/>
               </w:rPr>
-              <w:t xml:space="preserve">Step 2</w:t>
-            </w:r>
-            <w:r>
-              <w:rPr>
-                <w:rFonts w:ascii="Avenir Next" w:hAnsi="Avenir Next" w:cs="Avenir Next" w:eastAsia="Avenir Next"/>
-                <w:color w:val="1A1A1A"/>
-                <w:sz w:val="19"/>
-                <w:szCs w:val="19"/>
-              </w:rPr>
               <w:tab/>
             </w:r>
             <w:r>
               <w:rPr>
                 <w:rFonts w:ascii="Avenir Next" w:hAnsi="Avenir Next" w:cs="Avenir Next" w:eastAsia="Avenir Next"/>
                 <w:color w:val="1A1A1A"/>
-                <w:sz w:val="21"/>
+                <w:sz w:val="22"/>
                 <w:szCs w:val="21"/>
               </w:rPr>
               <w:t xml:space="preserve">The 6 ft line makes a square corner.</w:t>
@@ -2342,7 +2360,7 @@
               <w:tabs>
                 <w:tab w:val="left" w:pos="950"/>
               </w:tabs>
-              <w:spacing w:before="0" w:after="24" w:line="256" w:lineRule="auto"/>
+              <w:spacing w:before="0" w:after="17" w:line="240" w:lineRule="auto"/>
               <w:ind w:left="950" w:hanging="950"/>
             </w:pPr>
             <w:r>
@@ -2350,25 +2368,25 @@
                 <w:rFonts w:ascii="Avenir Next" w:hAnsi="Avenir Next" w:cs="Avenir Next" w:eastAsia="Avenir Next"/>
                 <w:b/>
                 <w:color w:val="003A70"/>
+                <w:sz w:val="22"/>
+                <w:szCs w:val="19"/>
+              </w:rPr>
+              <w:t xml:space="preserve">Step 3</w:t>
+            </w:r>
+            <w:r>
+              <w:rPr>
+                <w:rFonts w:ascii="Avenir Next" w:hAnsi="Avenir Next" w:cs="Avenir Next" w:eastAsia="Avenir Next"/>
+                <w:color w:val="1A1A1A"/>
                 <w:sz w:val="19"/>
                 <w:szCs w:val="19"/>
               </w:rPr>
-              <w:t xml:space="preserve">Step 3</w:t>
-            </w:r>
-            <w:r>
-              <w:rPr>
-                <w:rFonts w:ascii="Avenir Next" w:hAnsi="Avenir Next" w:cs="Avenir Next" w:eastAsia="Avenir Next"/>
-                <w:color w:val="1A1A1A"/>
-                <w:sz w:val="19"/>
-                <w:szCs w:val="19"/>
-              </w:rPr>
               <w:tab/>
             </w:r>
             <w:r>
               <w:rPr>
                 <w:rFonts w:ascii="Avenir Next" w:hAnsi="Avenir Next" w:cs="Avenir Next" w:eastAsia="Avenir Next"/>
                 <w:color w:val="1A1A1A"/>
-                <w:sz w:val="21"/>
+                <w:sz w:val="22"/>
                 <w:szCs w:val="21"/>
               </w:rPr>
               <w:t xml:space="preserve">The height is 6 ft, not the 7 ft slanted side.</w:t>
@@ -2379,7 +2397,7 @@
               <w:tabs>
                 <w:tab w:val="left" w:pos="950"/>
               </w:tabs>
-              <w:spacing w:before="20" w:after="0" w:line="256" w:lineRule="auto"/>
+              <w:spacing w:before="14" w:after="0" w:line="240" w:lineRule="auto"/>
               <w:ind w:left="950" w:hanging="950"/>
             </w:pPr>
             <w:r>
@@ -2387,18 +2405,18 @@
                 <w:rFonts w:ascii="Avenir Next" w:hAnsi="Avenir Next" w:cs="Avenir Next" w:eastAsia="Avenir Next"/>
                 <w:b/>
                 <w:color w:val="1A1A1A"/>
+                <w:sz w:val="22"/>
+                <w:szCs w:val="21"/>
+              </w:rPr>
+              <w:t xml:space="preserve">Answer</w:t>
+            </w:r>
+            <w:r>
+              <w:rPr>
+                <w:rFonts w:ascii="Avenir Next" w:hAnsi="Avenir Next" w:cs="Avenir Next" w:eastAsia="Avenir Next"/>
+                <w:color w:val="1A1A1A"/>
                 <w:sz w:val="21"/>
                 <w:szCs w:val="21"/>
               </w:rPr>
-              <w:t xml:space="preserve">Answer</w:t>
-            </w:r>
-            <w:r>
-              <w:rPr>
-                <w:rFonts w:ascii="Avenir Next" w:hAnsi="Avenir Next" w:cs="Avenir Next" w:eastAsia="Avenir Next"/>
-                <w:color w:val="1A1A1A"/>
-                <w:sz w:val="21"/>
-                <w:szCs w:val="21"/>
-              </w:rPr>
               <w:tab/>
             </w:r>
             <w:r>
@@ -2406,7 +2424,7 @@
                 <w:rFonts w:ascii="Avenir Next" w:hAnsi="Avenir Next" w:cs="Avenir Next" w:eastAsia="Avenir Next"/>
                 <w:b/>
                 <w:color w:val="1A1A1A"/>
-                <w:sz w:val="21"/>
+                <w:sz w:val="22"/>
                 <w:szCs w:val="21"/>
               </w:rPr>
               <w:t xml:space="preserve">h = 6 ft</w:t>
@@ -2420,14 +2438,14 @@
           </w:tcPr>
           <w:p>
             <w:pPr>
-              <w:spacing w:before="0" w:after="0" w:line="264" w:lineRule="auto"/>
+              <w:spacing w:before="0" w:after="0" w:line="240" w:lineRule="auto"/>
               <w:jc w:val="right"/>
             </w:pPr>
             <w:r>
               <w:drawing>
                 <wp:inline distT="0" distB="0" distL="0" distR="0">
                   <wp:extent cx="2377440" cy="1322930"/>
-                  <wp:docPr id="1" name="Figure 1"/>
+                  <wp:docPr id="1" name="Figure 1" descr="Trapezoid. Dims: top: 10 ft; base: 18 ft; height: 6 ft."/>
                   <a:graphic xmlns:a="http://schemas.openxmlformats.org/drawingml/2006/main">
                     <a:graphicData uri="http://schemas.openxmlformats.org/drawingml/2006/picture">
                       <pic:pic xmlns:pic="http://schemas.openxmlformats.org/drawingml/2006/picture">
@@ -2467,6 +2485,7 @@
     </w:p>
     <w:p>
       <w:pPr>
+        <w:pStyle w:val="Heading2"/>
         <w:keepNext/>
         <w:pBdr>
           <w:bottom w:val="single" w:sz="8" w:space="3" w:color="003A70"/>
@@ -2474,7 +2493,7 @@
         <w:tabs>
           <w:tab w:val="right" w:pos="9504"/>
         </w:tabs>
-        <w:spacing w:before="50" w:after="36" w:line="240" w:lineRule="auto"/>
+        <w:spacing w:before="36" w:after="26" w:line="240" w:lineRule="auto"/>
       </w:pPr>
       <w:r>
         <w:rPr>
@@ -2482,7 +2501,7 @@
           <w:b/>
           <w:color w:val="003A70"/>
           <w:spacing w:val="14"/>
-          <w:sz w:val="19"/>
+          <w:sz w:val="22"/>
           <w:szCs w:val="19"/>
         </w:rPr>
         <w:t xml:space="preserve">TRY IT WITH HELP</w:t>
@@ -2501,7 +2520,7 @@
           <w:rFonts w:ascii="Avenir Next" w:hAnsi="Avenir Next" w:cs="Avenir Next" w:eastAsia="Avenir Next"/>
           <w:i/>
           <w:color w:val="5A5F66"/>
-          <w:sz w:val="17"/>
+          <w:sz w:val="22"/>
           <w:szCs w:val="17"/>
         </w:rPr>
         <w:t xml:space="preserve">fill in each step</w:t>
@@ -2513,7 +2532,7 @@
         <w:tabs>
           <w:tab w:val="left" w:pos="432"/>
         </w:tabs>
-        <w:spacing w:before="90" w:after="40" w:line="268" w:lineRule="auto"/>
+        <w:spacing w:before="65" w:after="29" w:line="240" w:lineRule="auto"/>
         <w:ind w:left="432" w:hanging="432"/>
       </w:pPr>
       <w:r>
@@ -2551,7 +2570,7 @@
         <w:tabs>
           <w:tab w:val="left" w:pos="1300"/>
         </w:tabs>
-        <w:spacing w:before="0" w:after="24" w:line="272" w:lineRule="auto"/>
+        <w:spacing w:before="0" w:after="17" w:line="240" w:lineRule="auto"/>
         <w:ind w:left="1300" w:hanging="868"/>
       </w:pPr>
       <w:r>
@@ -2559,35 +2578,35 @@
           <w:rFonts w:ascii="Avenir Next" w:hAnsi="Avenir Next" w:cs="Avenir Next" w:eastAsia="Avenir Next"/>
           <w:b/>
           <w:color w:val="003A70"/>
+          <w:sz w:val="22"/>
+          <w:szCs w:val="18"/>
+        </w:rPr>
+        <w:t xml:space="preserve">Step 1</w:t>
+      </w:r>
+      <w:r>
+        <w:rPr>
+          <w:rFonts w:ascii="Avenir Next" w:hAnsi="Avenir Next" w:cs="Avenir Next" w:eastAsia="Avenir Next"/>
+          <w:color w:val="1A1A1A"/>
           <w:sz w:val="18"/>
           <w:szCs w:val="18"/>
         </w:rPr>
-        <w:t xml:space="preserve">Step 1</w:t>
-      </w:r>
-      <w:r>
-        <w:rPr>
-          <w:rFonts w:ascii="Avenir Next" w:hAnsi="Avenir Next" w:cs="Avenir Next" w:eastAsia="Avenir Next"/>
-          <w:color w:val="1A1A1A"/>
-          <w:sz w:val="18"/>
-          <w:szCs w:val="18"/>
-        </w:rPr>
         <w:tab/>
       </w:r>
       <w:r>
         <w:rPr>
           <w:rFonts w:ascii="Avenir Next" w:hAnsi="Avenir Next" w:cs="Avenir Next" w:eastAsia="Avenir Next"/>
           <w:color w:val="1A1A1A"/>
+          <w:sz w:val="22"/>
+          <w:szCs w:val="21"/>
+        </w:rPr>
+        <w:t xml:space="preserve">The base is </w:t>
+      </w:r>
+      <w:r>
+        <w:rPr>
+          <w:rFonts w:ascii="Avenir Next" w:hAnsi="Avenir Next" w:cs="Avenir Next" w:eastAsia="Avenir Next"/>
+          <w:color w:val="1A1A1A"/>
           <w:sz w:val="21"/>
           <w:szCs w:val="21"/>
-        </w:rPr>
-        <w:t xml:space="preserve">The base is </w:t>
-      </w:r>
-      <w:r>
-        <w:rPr>
-          <w:rFonts w:ascii="Avenir Next" w:hAnsi="Avenir Next" w:cs="Avenir Next" w:eastAsia="Avenir Next"/>
-          <w:color w:val="1A1A1A"/>
-          <w:sz w:val="21"/>
-          <w:szCs w:val="21"/>
           <w:u w:val="single"/>
         </w:rPr>
         <w:t xml:space="preserve">                </w:t>
@@ -2596,7 +2615,7 @@
         <w:rPr>
           <w:rFonts w:ascii="Avenir Next" w:hAnsi="Avenir Next" w:cs="Avenir Next" w:eastAsia="Avenir Next"/>
           <w:color w:val="1A1A1A"/>
-          <w:sz w:val="21"/>
+          <w:sz w:val="22"/>
           <w:szCs w:val="21"/>
         </w:rPr>
         <w:t xml:space="preserve"> cm.</w:t>
@@ -2608,7 +2627,7 @@
         <w:tabs>
           <w:tab w:val="left" w:pos="1300"/>
         </w:tabs>
-        <w:spacing w:before="0" w:after="24" w:line="272" w:lineRule="auto"/>
+        <w:spacing w:before="0" w:after="17" w:line="240" w:lineRule="auto"/>
         <w:ind w:left="1300" w:hanging="868"/>
       </w:pPr>
       <w:r>
@@ -2616,35 +2635,35 @@
           <w:rFonts w:ascii="Avenir Next" w:hAnsi="Avenir Next" w:cs="Avenir Next" w:eastAsia="Avenir Next"/>
           <w:b/>
           <w:color w:val="003A70"/>
+          <w:sz w:val="22"/>
+          <w:szCs w:val="18"/>
+        </w:rPr>
+        <w:t xml:space="preserve">Step 2</w:t>
+      </w:r>
+      <w:r>
+        <w:rPr>
+          <w:rFonts w:ascii="Avenir Next" w:hAnsi="Avenir Next" w:cs="Avenir Next" w:eastAsia="Avenir Next"/>
+          <w:color w:val="1A1A1A"/>
           <w:sz w:val="18"/>
           <w:szCs w:val="18"/>
         </w:rPr>
-        <w:t xml:space="preserve">Step 2</w:t>
-      </w:r>
-      <w:r>
-        <w:rPr>
-          <w:rFonts w:ascii="Avenir Next" w:hAnsi="Avenir Next" w:cs="Avenir Next" w:eastAsia="Avenir Next"/>
-          <w:color w:val="1A1A1A"/>
-          <w:sz w:val="18"/>
-          <w:szCs w:val="18"/>
-        </w:rPr>
         <w:tab/>
       </w:r>
       <w:r>
         <w:rPr>
           <w:rFonts w:ascii="Avenir Next" w:hAnsi="Avenir Next" w:cs="Avenir Next" w:eastAsia="Avenir Next"/>
           <w:color w:val="1A1A1A"/>
+          <w:sz w:val="22"/>
+          <w:szCs w:val="21"/>
+        </w:rPr>
+        <w:t xml:space="preserve">The </w:t>
+      </w:r>
+      <w:r>
+        <w:rPr>
+          <w:rFonts w:ascii="Avenir Next" w:hAnsi="Avenir Next" w:cs="Avenir Next" w:eastAsia="Avenir Next"/>
+          <w:color w:val="1A1A1A"/>
           <w:sz w:val="21"/>
           <w:szCs w:val="21"/>
-        </w:rPr>
-        <w:t xml:space="preserve">The </w:t>
-      </w:r>
-      <w:r>
-        <w:rPr>
-          <w:rFonts w:ascii="Avenir Next" w:hAnsi="Avenir Next" w:cs="Avenir Next" w:eastAsia="Avenir Next"/>
-          <w:color w:val="1A1A1A"/>
-          <w:sz w:val="21"/>
-          <w:szCs w:val="21"/>
           <w:u w:val="single"/>
         </w:rPr>
         <w:t xml:space="preserve">                </w:t>
@@ -2653,7 +2672,7 @@
         <w:rPr>
           <w:rFonts w:ascii="Avenir Next" w:hAnsi="Avenir Next" w:cs="Avenir Next" w:eastAsia="Avenir Next"/>
           <w:color w:val="1A1A1A"/>
-          <w:sz w:val="21"/>
+          <w:sz w:val="22"/>
           <w:szCs w:val="21"/>
         </w:rPr>
         <w:t xml:space="preserve"> cm line makes a square corner.</w:t>
@@ -2665,7 +2684,7 @@
         <w:tabs>
           <w:tab w:val="left" w:pos="1300"/>
         </w:tabs>
-        <w:spacing w:before="0" w:after="24" w:line="272" w:lineRule="auto"/>
+        <w:spacing w:before="0" w:after="17" w:line="240" w:lineRule="auto"/>
         <w:ind w:left="1300" w:hanging="868"/>
       </w:pPr>
       <w:r>
@@ -2673,35 +2692,35 @@
           <w:rFonts w:ascii="Avenir Next" w:hAnsi="Avenir Next" w:cs="Avenir Next" w:eastAsia="Avenir Next"/>
           <w:b/>
           <w:color w:val="003A70"/>
+          <w:sz w:val="22"/>
+          <w:szCs w:val="18"/>
+        </w:rPr>
+        <w:t xml:space="preserve">Step 3</w:t>
+      </w:r>
+      <w:r>
+        <w:rPr>
+          <w:rFonts w:ascii="Avenir Next" w:hAnsi="Avenir Next" w:cs="Avenir Next" w:eastAsia="Avenir Next"/>
+          <w:color w:val="1A1A1A"/>
           <w:sz w:val="18"/>
           <w:szCs w:val="18"/>
         </w:rPr>
-        <w:t xml:space="preserve">Step 3</w:t>
-      </w:r>
-      <w:r>
-        <w:rPr>
-          <w:rFonts w:ascii="Avenir Next" w:hAnsi="Avenir Next" w:cs="Avenir Next" w:eastAsia="Avenir Next"/>
-          <w:color w:val="1A1A1A"/>
-          <w:sz w:val="18"/>
-          <w:szCs w:val="18"/>
-        </w:rPr>
         <w:tab/>
       </w:r>
       <w:r>
         <w:rPr>
           <w:rFonts w:ascii="Avenir Next" w:hAnsi="Avenir Next" w:cs="Avenir Next" w:eastAsia="Avenir Next"/>
           <w:color w:val="1A1A1A"/>
+          <w:sz w:val="22"/>
+          <w:szCs w:val="21"/>
+        </w:rPr>
+        <w:t xml:space="preserve">The height is </w:t>
+      </w:r>
+      <w:r>
+        <w:rPr>
+          <w:rFonts w:ascii="Avenir Next" w:hAnsi="Avenir Next" w:cs="Avenir Next" w:eastAsia="Avenir Next"/>
+          <w:color w:val="1A1A1A"/>
           <w:sz w:val="21"/>
           <w:szCs w:val="21"/>
-        </w:rPr>
-        <w:t xml:space="preserve">The height is </w:t>
-      </w:r>
-      <w:r>
-        <w:rPr>
-          <w:rFonts w:ascii="Avenir Next" w:hAnsi="Avenir Next" w:cs="Avenir Next" w:eastAsia="Avenir Next"/>
-          <w:color w:val="1A1A1A"/>
-          <w:sz w:val="21"/>
-          <w:szCs w:val="21"/>
           <w:u w:val="single"/>
         </w:rPr>
         <w:t xml:space="preserve">                </w:t>
@@ -2710,7 +2729,7 @@
         <w:rPr>
           <w:rFonts w:ascii="Avenir Next" w:hAnsi="Avenir Next" w:cs="Avenir Next" w:eastAsia="Avenir Next"/>
           <w:color w:val="1A1A1A"/>
-          <w:sz w:val="21"/>
+          <w:sz w:val="22"/>
           <w:szCs w:val="21"/>
         </w:rPr>
         <w:t xml:space="preserve"> cm.</w:t>
@@ -2727,7 +2746,7 @@
         <w:tabs>
           <w:tab w:val="left" w:pos="432"/>
         </w:tabs>
-        <w:spacing w:before="90" w:after="40" w:line="268" w:lineRule="auto"/>
+        <w:spacing w:before="65" w:after="29" w:line="240" w:lineRule="auto"/>
         <w:ind w:left="432" w:hanging="432"/>
       </w:pPr>
       <w:r>
@@ -2765,7 +2784,7 @@
         <w:tabs>
           <w:tab w:val="left" w:pos="1300"/>
         </w:tabs>
-        <w:spacing w:before="0" w:after="24" w:line="272" w:lineRule="auto"/>
+        <w:spacing w:before="0" w:after="17" w:line="240" w:lineRule="auto"/>
         <w:ind w:left="1300" w:hanging="868"/>
       </w:pPr>
       <w:r>
@@ -2773,35 +2792,35 @@
           <w:rFonts w:ascii="Avenir Next" w:hAnsi="Avenir Next" w:cs="Avenir Next" w:eastAsia="Avenir Next"/>
           <w:b/>
           <w:color w:val="003A70"/>
+          <w:sz w:val="22"/>
+          <w:szCs w:val="18"/>
+        </w:rPr>
+        <w:t xml:space="preserve">Step 1</w:t>
+      </w:r>
+      <w:r>
+        <w:rPr>
+          <w:rFonts w:ascii="Avenir Next" w:hAnsi="Avenir Next" w:cs="Avenir Next" w:eastAsia="Avenir Next"/>
+          <w:color w:val="1A1A1A"/>
           <w:sz w:val="18"/>
           <w:szCs w:val="18"/>
         </w:rPr>
-        <w:t xml:space="preserve">Step 1</w:t>
-      </w:r>
-      <w:r>
-        <w:rPr>
-          <w:rFonts w:ascii="Avenir Next" w:hAnsi="Avenir Next" w:cs="Avenir Next" w:eastAsia="Avenir Next"/>
-          <w:color w:val="1A1A1A"/>
-          <w:sz w:val="18"/>
-          <w:szCs w:val="18"/>
-        </w:rPr>
         <w:tab/>
       </w:r>
       <w:r>
         <w:rPr>
           <w:rFonts w:ascii="Avenir Next" w:hAnsi="Avenir Next" w:cs="Avenir Next" w:eastAsia="Avenir Next"/>
           <w:color w:val="1A1A1A"/>
+          <w:sz w:val="22"/>
+          <w:szCs w:val="21"/>
+        </w:rPr>
+        <w:t xml:space="preserve">The long base is </w:t>
+      </w:r>
+      <w:r>
+        <w:rPr>
+          <w:rFonts w:ascii="Avenir Next" w:hAnsi="Avenir Next" w:cs="Avenir Next" w:eastAsia="Avenir Next"/>
+          <w:color w:val="1A1A1A"/>
           <w:sz w:val="21"/>
           <w:szCs w:val="21"/>
-        </w:rPr>
-        <w:t xml:space="preserve">The long base is </w:t>
-      </w:r>
-      <w:r>
-        <w:rPr>
-          <w:rFonts w:ascii="Avenir Next" w:hAnsi="Avenir Next" w:cs="Avenir Next" w:eastAsia="Avenir Next"/>
-          <w:color w:val="1A1A1A"/>
-          <w:sz w:val="21"/>
-          <w:szCs w:val="21"/>
           <w:u w:val="single"/>
         </w:rPr>
         <w:t xml:space="preserve">                </w:t>
@@ -2810,7 +2829,7 @@
         <w:rPr>
           <w:rFonts w:ascii="Avenir Next" w:hAnsi="Avenir Next" w:cs="Avenir Next" w:eastAsia="Avenir Next"/>
           <w:color w:val="1A1A1A"/>
-          <w:sz w:val="21"/>
+          <w:sz w:val="22"/>
           <w:szCs w:val="21"/>
         </w:rPr>
         <w:t xml:space="preserve"> in.</w:t>
@@ -2822,7 +2841,7 @@
         <w:tabs>
           <w:tab w:val="left" w:pos="1300"/>
         </w:tabs>
-        <w:spacing w:before="0" w:after="24" w:line="272" w:lineRule="auto"/>
+        <w:spacing w:before="0" w:after="17" w:line="240" w:lineRule="auto"/>
         <w:ind w:left="1300" w:hanging="868"/>
       </w:pPr>
       <w:r>
@@ -2830,35 +2849,35 @@
           <w:rFonts w:ascii="Avenir Next" w:hAnsi="Avenir Next" w:cs="Avenir Next" w:eastAsia="Avenir Next"/>
           <w:b/>
           <w:color w:val="003A70"/>
+          <w:sz w:val="22"/>
+          <w:szCs w:val="18"/>
+        </w:rPr>
+        <w:t xml:space="preserve">Step 2</w:t>
+      </w:r>
+      <w:r>
+        <w:rPr>
+          <w:rFonts w:ascii="Avenir Next" w:hAnsi="Avenir Next" w:cs="Avenir Next" w:eastAsia="Avenir Next"/>
+          <w:color w:val="1A1A1A"/>
           <w:sz w:val="18"/>
           <w:szCs w:val="18"/>
         </w:rPr>
-        <w:t xml:space="preserve">Step 2</w:t>
-      </w:r>
-      <w:r>
-        <w:rPr>
-          <w:rFonts w:ascii="Avenir Next" w:hAnsi="Avenir Next" w:cs="Avenir Next" w:eastAsia="Avenir Next"/>
-          <w:color w:val="1A1A1A"/>
-          <w:sz w:val="18"/>
-          <w:szCs w:val="18"/>
-        </w:rPr>
         <w:tab/>
       </w:r>
       <w:r>
         <w:rPr>
           <w:rFonts w:ascii="Avenir Next" w:hAnsi="Avenir Next" w:cs="Avenir Next" w:eastAsia="Avenir Next"/>
           <w:color w:val="1A1A1A"/>
+          <w:sz w:val="22"/>
+          <w:szCs w:val="21"/>
+        </w:rPr>
+        <w:t xml:space="preserve">The </w:t>
+      </w:r>
+      <w:r>
+        <w:rPr>
+          <w:rFonts w:ascii="Avenir Next" w:hAnsi="Avenir Next" w:cs="Avenir Next" w:eastAsia="Avenir Next"/>
+          <w:color w:val="1A1A1A"/>
           <w:sz w:val="21"/>
           <w:szCs w:val="21"/>
-        </w:rPr>
-        <w:t xml:space="preserve">The </w:t>
-      </w:r>
-      <w:r>
-        <w:rPr>
-          <w:rFonts w:ascii="Avenir Next" w:hAnsi="Avenir Next" w:cs="Avenir Next" w:eastAsia="Avenir Next"/>
-          <w:color w:val="1A1A1A"/>
-          <w:sz w:val="21"/>
-          <w:szCs w:val="21"/>
           <w:u w:val="single"/>
         </w:rPr>
         <w:t xml:space="preserve">                </w:t>
@@ -2867,7 +2886,7 @@
         <w:rPr>
           <w:rFonts w:ascii="Avenir Next" w:hAnsi="Avenir Next" w:cs="Avenir Next" w:eastAsia="Avenir Next"/>
           <w:color w:val="1A1A1A"/>
-          <w:sz w:val="21"/>
+          <w:sz w:val="22"/>
           <w:szCs w:val="21"/>
         </w:rPr>
         <w:t xml:space="preserve"> in line makes a square corner.</w:t>
@@ -2879,7 +2898,7 @@
         <w:tabs>
           <w:tab w:val="left" w:pos="1300"/>
         </w:tabs>
-        <w:spacing w:before="0" w:after="24" w:line="272" w:lineRule="auto"/>
+        <w:spacing w:before="0" w:after="17" w:line="240" w:lineRule="auto"/>
         <w:ind w:left="1300" w:hanging="868"/>
       </w:pPr>
       <w:r>
@@ -2887,35 +2906,35 @@
           <w:rFonts w:ascii="Avenir Next" w:hAnsi="Avenir Next" w:cs="Avenir Next" w:eastAsia="Avenir Next"/>
           <w:b/>
           <w:color w:val="003A70"/>
+          <w:sz w:val="22"/>
+          <w:szCs w:val="18"/>
+        </w:rPr>
+        <w:t xml:space="preserve">Step 3</w:t>
+      </w:r>
+      <w:r>
+        <w:rPr>
+          <w:rFonts w:ascii="Avenir Next" w:hAnsi="Avenir Next" w:cs="Avenir Next" w:eastAsia="Avenir Next"/>
+          <w:color w:val="1A1A1A"/>
           <w:sz w:val="18"/>
           <w:szCs w:val="18"/>
         </w:rPr>
-        <w:t xml:space="preserve">Step 3</w:t>
-      </w:r>
-      <w:r>
-        <w:rPr>
-          <w:rFonts w:ascii="Avenir Next" w:hAnsi="Avenir Next" w:cs="Avenir Next" w:eastAsia="Avenir Next"/>
-          <w:color w:val="1A1A1A"/>
-          <w:sz w:val="18"/>
-          <w:szCs w:val="18"/>
-        </w:rPr>
         <w:tab/>
       </w:r>
       <w:r>
         <w:rPr>
           <w:rFonts w:ascii="Avenir Next" w:hAnsi="Avenir Next" w:cs="Avenir Next" w:eastAsia="Avenir Next"/>
           <w:color w:val="1A1A1A"/>
+          <w:sz w:val="22"/>
+          <w:szCs w:val="21"/>
+        </w:rPr>
+        <w:t xml:space="preserve">The height is </w:t>
+      </w:r>
+      <w:r>
+        <w:rPr>
+          <w:rFonts w:ascii="Avenir Next" w:hAnsi="Avenir Next" w:cs="Avenir Next" w:eastAsia="Avenir Next"/>
+          <w:color w:val="1A1A1A"/>
           <w:sz w:val="21"/>
           <w:szCs w:val="21"/>
-        </w:rPr>
-        <w:t xml:space="preserve">The height is </w:t>
-      </w:r>
-      <w:r>
-        <w:rPr>
-          <w:rFonts w:ascii="Avenir Next" w:hAnsi="Avenir Next" w:cs="Avenir Next" w:eastAsia="Avenir Next"/>
-          <w:color w:val="1A1A1A"/>
-          <w:sz w:val="21"/>
-          <w:szCs w:val="21"/>
           <w:u w:val="single"/>
         </w:rPr>
         <w:t xml:space="preserve">                </w:t>
@@ -2924,7 +2943,7 @@
         <w:rPr>
           <w:rFonts w:ascii="Avenir Next" w:hAnsi="Avenir Next" w:cs="Avenir Next" w:eastAsia="Avenir Next"/>
           <w:color w:val="1A1A1A"/>
-          <w:sz w:val="21"/>
+          <w:sz w:val="22"/>
           <w:szCs w:val="21"/>
         </w:rPr>
         <w:t xml:space="preserve"> in.</w:t>
@@ -2937,6 +2956,7 @@
     </w:p>
     <w:p>
       <w:pPr>
+        <w:pStyle w:val="Heading2"/>
         <w:keepNext/>
         <w:pBdr>
           <w:bottom w:val="single" w:sz="8" w:space="3" w:color="003A70"/>
@@ -2944,7 +2964,7 @@
         <w:tabs>
           <w:tab w:val="right" w:pos="9504"/>
         </w:tabs>
-        <w:spacing w:before="50" w:after="36" w:line="240" w:lineRule="auto"/>
+        <w:spacing w:before="36" w:after="26" w:line="240" w:lineRule="auto"/>
       </w:pPr>
       <w:r>
         <w:rPr>
@@ -2952,7 +2972,7 @@
           <w:b/>
           <w:color w:val="003A70"/>
           <w:spacing w:val="14"/>
-          <w:sz w:val="19"/>
+          <w:sz w:val="22"/>
           <w:szCs w:val="19"/>
         </w:rPr>
         <w:t xml:space="preserve">YOUR TURN</w:t>
@@ -2971,7 +2991,7 @@
           <w:rFonts w:ascii="Avenir Next" w:hAnsi="Avenir Next" w:cs="Avenir Next" w:eastAsia="Avenir Next"/>
           <w:i/>
           <w:color w:val="5A5F66"/>
-          <w:sz w:val="17"/>
+          <w:sz w:val="22"/>
           <w:szCs w:val="17"/>
         </w:rPr>
         <w:t xml:space="preserve">use the steps on your own</w:t>
@@ -3021,7 +3041,7 @@
               <w:tabs>
                 <w:tab w:val="left" w:pos="432"/>
               </w:tabs>
-              <w:spacing w:before="90" w:after="40" w:line="268" w:lineRule="auto"/>
+              <w:spacing w:before="65" w:after="29" w:line="240" w:lineRule="auto"/>
               <w:ind w:left="432" w:hanging="432"/>
             </w:pPr>
             <w:r>
@@ -3094,7 +3114,7 @@
                     <w:tabs>
                       <w:tab w:val="left" w:pos="340"/>
                     </w:tabs>
-                    <w:spacing w:before="0" w:after="0" w:line="276" w:lineRule="auto"/>
+                    <w:spacing w:before="0" w:after="0" w:line="240" w:lineRule="auto"/>
                     <w:ind w:left="340" w:hanging="340"/>
                   </w:pPr>
                   <w:r>
@@ -3156,7 +3176,7 @@
                     <w:tabs>
                       <w:tab w:val="left" w:pos="340"/>
                     </w:tabs>
-                    <w:spacing w:before="0" w:after="0" w:line="276" w:lineRule="auto"/>
+                    <w:spacing w:before="0" w:after="0" w:line="240" w:lineRule="auto"/>
                     <w:ind w:left="340" w:hanging="340"/>
                   </w:pPr>
                   <w:r>
@@ -3224,7 +3244,7 @@
                     <w:tabs>
                       <w:tab w:val="left" w:pos="340"/>
                     </w:tabs>
-                    <w:spacing w:before="0" w:after="0" w:line="276" w:lineRule="auto"/>
+                    <w:spacing w:before="0" w:after="0" w:line="240" w:lineRule="auto"/>
                     <w:ind w:left="340" w:hanging="340"/>
                   </w:pPr>
                   <w:r>
@@ -3286,7 +3306,7 @@
                     <w:tabs>
                       <w:tab w:val="left" w:pos="340"/>
                     </w:tabs>
-                    <w:spacing w:before="0" w:after="0" w:line="276" w:lineRule="auto"/>
+                    <w:spacing w:before="0" w:after="0" w:line="240" w:lineRule="auto"/>
                     <w:ind w:left="340" w:hanging="340"/>
                   </w:pPr>
                   <w:r>
@@ -3355,6 +3375,7 @@
     </w:p>
     <w:p>
       <w:pPr>
+        <w:pStyle w:val="Heading2"/>
         <w:keepNext/>
         <w:pBdr>
           <w:bottom w:val="single" w:sz="8" w:space="3" w:color="003A70"/>
@@ -3362,7 +3383,7 @@
         <w:tabs>
           <w:tab w:val="right" w:pos="9504"/>
         </w:tabs>
-        <w:spacing w:before="50" w:after="36" w:line="240" w:lineRule="auto"/>
+        <w:spacing w:before="36" w:after="26" w:line="240" w:lineRule="auto"/>
       </w:pPr>
       <w:r>
         <w:rPr>
@@ -3370,7 +3391,7 @@
           <w:b/>
           <w:color w:val="003A70"/>
           <w:spacing w:val="14"/>
-          <w:sz w:val="19"/>
+          <w:sz w:val="22"/>
           <w:szCs w:val="19"/>
         </w:rPr>
         <w:t xml:space="preserve">READY CHECK</w:t>
@@ -3389,7 +3410,7 @@
           <w:rFonts w:ascii="Avenir Next" w:hAnsi="Avenir Next" w:cs="Avenir Next" w:eastAsia="Avenir Next"/>
           <w:i/>
           <w:color w:val="5A5F66"/>
-          <w:sz w:val="17"/>
+          <w:sz w:val="22"/>
           <w:szCs w:val="17"/>
         </w:rPr>
         <w:t xml:space="preserve">a problem like the one in today’s lesson</w:t>
@@ -3439,7 +3460,7 @@
               <w:tabs>
                 <w:tab w:val="left" w:pos="432"/>
               </w:tabs>
-              <w:spacing w:before="90" w:after="40" w:line="268" w:lineRule="auto"/>
+              <w:spacing w:before="65" w:after="29" w:line="240" w:lineRule="auto"/>
               <w:ind w:left="432" w:hanging="432"/>
             </w:pPr>
             <w:r>
@@ -3513,7 +3534,7 @@
                     <w:tabs>
                       <w:tab w:val="left" w:pos="340"/>
                     </w:tabs>
-                    <w:spacing w:before="0" w:after="0" w:line="264" w:lineRule="auto"/>
+                    <w:spacing w:before="0" w:after="0" w:line="240" w:lineRule="auto"/>
                     <w:ind w:left="340" w:hanging="340"/>
                   </w:pPr>
                   <w:r>
@@ -3521,25 +3542,25 @@
                       <w:rFonts w:ascii="Avenir Next" w:hAnsi="Avenir Next" w:cs="Avenir Next" w:eastAsia="Avenir Next"/>
                       <w:b/>
                       <w:color w:val="003A70"/>
+                      <w:sz w:val="22"/>
+                      <w:szCs w:val="21"/>
+                    </w:rPr>
+                    <w:t xml:space="preserve">A</w:t>
+                  </w:r>
+                  <w:r>
+                    <w:rPr>
+                      <w:rFonts w:ascii="Avenir Next" w:hAnsi="Avenir Next" w:cs="Avenir Next" w:eastAsia="Avenir Next"/>
+                      <w:color w:val="1A1A1A"/>
                       <w:sz w:val="21"/>
                       <w:szCs w:val="21"/>
                     </w:rPr>
-                    <w:t xml:space="preserve">A</w:t>
-                  </w:r>
-                  <w:r>
-                    <w:rPr>
-                      <w:rFonts w:ascii="Avenir Next" w:hAnsi="Avenir Next" w:cs="Avenir Next" w:eastAsia="Avenir Next"/>
-                      <w:color w:val="1A1A1A"/>
-                      <w:sz w:val="21"/>
-                      <w:szCs w:val="21"/>
-                    </w:rPr>
                     <w:tab/>
                   </w:r>
                   <w:r>
                     <w:rPr>
                       <w:rFonts w:ascii="Avenir Next" w:hAnsi="Avenir Next" w:cs="Avenir Next" w:eastAsia="Avenir Next"/>
                       <w:color w:val="1A1A1A"/>
-                      <w:sz w:val="21"/>
+                      <w:sz w:val="22"/>
                       <w:szCs w:val="21"/>
                     </w:rPr>
                     <w:t xml:space="preserve">8 m</w:t>
@@ -3556,7 +3577,7 @@
                     <w:tabs>
                       <w:tab w:val="left" w:pos="340"/>
                     </w:tabs>
-                    <w:spacing w:before="0" w:after="0" w:line="264" w:lineRule="auto"/>
+                    <w:spacing w:before="0" w:after="0" w:line="240" w:lineRule="auto"/>
                     <w:ind w:left="340" w:hanging="340"/>
                   </w:pPr>
                   <w:r>
@@ -3564,25 +3585,25 @@
                       <w:rFonts w:ascii="Avenir Next" w:hAnsi="Avenir Next" w:cs="Avenir Next" w:eastAsia="Avenir Next"/>
                       <w:b/>
                       <w:color w:val="003A70"/>
+                      <w:sz w:val="22"/>
+                      <w:szCs w:val="21"/>
+                    </w:rPr>
+                    <w:t xml:space="preserve">B</w:t>
+                  </w:r>
+                  <w:r>
+                    <w:rPr>
+                      <w:rFonts w:ascii="Avenir Next" w:hAnsi="Avenir Next" w:cs="Avenir Next" w:eastAsia="Avenir Next"/>
+                      <w:color w:val="1A1A1A"/>
                       <w:sz w:val="21"/>
                       <w:szCs w:val="21"/>
                     </w:rPr>
-                    <w:t xml:space="preserve">B</w:t>
-                  </w:r>
-                  <w:r>
-                    <w:rPr>
-                      <w:rFonts w:ascii="Avenir Next" w:hAnsi="Avenir Next" w:cs="Avenir Next" w:eastAsia="Avenir Next"/>
-                      <w:color w:val="1A1A1A"/>
-                      <w:sz w:val="21"/>
-                      <w:szCs w:val="21"/>
-                    </w:rPr>
                     <w:tab/>
                   </w:r>
                   <w:r>
                     <w:rPr>
                       <w:rFonts w:ascii="Avenir Next" w:hAnsi="Avenir Next" w:cs="Avenir Next" w:eastAsia="Avenir Next"/>
                       <w:color w:val="1A1A1A"/>
-                      <w:sz w:val="21"/>
+                      <w:sz w:val="22"/>
                       <w:szCs w:val="21"/>
                     </w:rPr>
                     <w:t xml:space="preserve">12 m</w:t>
@@ -3599,7 +3620,7 @@
                     <w:tabs>
                       <w:tab w:val="left" w:pos="340"/>
                     </w:tabs>
-                    <w:spacing w:before="0" w:after="0" w:line="264" w:lineRule="auto"/>
+                    <w:spacing w:before="0" w:after="0" w:line="240" w:lineRule="auto"/>
                     <w:ind w:left="340" w:hanging="340"/>
                   </w:pPr>
                   <w:r>
@@ -3607,25 +3628,25 @@
                       <w:rFonts w:ascii="Avenir Next" w:hAnsi="Avenir Next" w:cs="Avenir Next" w:eastAsia="Avenir Next"/>
                       <w:b/>
                       <w:color w:val="003A70"/>
+                      <w:sz w:val="22"/>
+                      <w:szCs w:val="21"/>
+                    </w:rPr>
+                    <w:t xml:space="preserve">C</w:t>
+                  </w:r>
+                  <w:r>
+                    <w:rPr>
+                      <w:rFonts w:ascii="Avenir Next" w:hAnsi="Avenir Next" w:cs="Avenir Next" w:eastAsia="Avenir Next"/>
+                      <w:color w:val="1A1A1A"/>
                       <w:sz w:val="21"/>
                       <w:szCs w:val="21"/>
                     </w:rPr>
-                    <w:t xml:space="preserve">C</w:t>
-                  </w:r>
-                  <w:r>
-                    <w:rPr>
-                      <w:rFonts w:ascii="Avenir Next" w:hAnsi="Avenir Next" w:cs="Avenir Next" w:eastAsia="Avenir Next"/>
-                      <w:color w:val="1A1A1A"/>
-                      <w:sz w:val="21"/>
-                      <w:szCs w:val="21"/>
-                    </w:rPr>
                     <w:tab/>
                   </w:r>
                   <w:r>
                     <w:rPr>
                       <w:rFonts w:ascii="Avenir Next" w:hAnsi="Avenir Next" w:cs="Avenir Next" w:eastAsia="Avenir Next"/>
                       <w:color w:val="1A1A1A"/>
-                      <w:sz w:val="21"/>
+                      <w:sz w:val="22"/>
                       <w:szCs w:val="21"/>
                     </w:rPr>
                     <w:t xml:space="preserve">13 m</w:t>
@@ -3642,7 +3663,7 @@
                     <w:tabs>
                       <w:tab w:val="left" w:pos="340"/>
                     </w:tabs>
-                    <w:spacing w:before="0" w:after="0" w:line="264" w:lineRule="auto"/>
+                    <w:spacing w:before="0" w:after="0" w:line="240" w:lineRule="auto"/>
                     <w:ind w:left="340" w:hanging="340"/>
                   </w:pPr>
                   <w:r>
@@ -3650,25 +3671,25 @@
                       <w:rFonts w:ascii="Avenir Next" w:hAnsi="Avenir Next" w:cs="Avenir Next" w:eastAsia="Avenir Next"/>
                       <w:b/>
                       <w:color w:val="003A70"/>
+                      <w:sz w:val="22"/>
+                      <w:szCs w:val="21"/>
+                    </w:rPr>
+                    <w:t xml:space="preserve">D</w:t>
+                  </w:r>
+                  <w:r>
+                    <w:rPr>
+                      <w:rFonts w:ascii="Avenir Next" w:hAnsi="Avenir Next" w:cs="Avenir Next" w:eastAsia="Avenir Next"/>
+                      <w:color w:val="1A1A1A"/>
                       <w:sz w:val="21"/>
                       <w:szCs w:val="21"/>
                     </w:rPr>
-                    <w:t xml:space="preserve">D</w:t>
-                  </w:r>
-                  <w:r>
-                    <w:rPr>
-                      <w:rFonts w:ascii="Avenir Next" w:hAnsi="Avenir Next" w:cs="Avenir Next" w:eastAsia="Avenir Next"/>
-                      <w:color w:val="1A1A1A"/>
-                      <w:sz w:val="21"/>
-                      <w:szCs w:val="21"/>
-                    </w:rPr>
                     <w:tab/>
                   </w:r>
                   <w:r>
                     <w:rPr>
                       <w:rFonts w:ascii="Avenir Next" w:hAnsi="Avenir Next" w:cs="Avenir Next" w:eastAsia="Avenir Next"/>
                       <w:color w:val="1A1A1A"/>
-                      <w:sz w:val="21"/>
+                      <w:sz w:val="22"/>
                       <w:szCs w:val="21"/>
                     </w:rPr>
                     <w:t xml:space="preserve">18 m</w:t>
@@ -3717,19 +3738,42 @@
         <w:tblLook w:val="0000" w:firstRow="0" w:lastRow="0" w:firstColumn="0" w:lastColumn="0" w:noHBand="1" w:noVBand="1"/>
       </w:tblPr>
       <w:tblGrid>
-        <w:gridCol w:w="2000"/>
-        <w:gridCol w:w="2300"/>
-        <w:gridCol w:w="2100"/>
-        <w:gridCol w:w="3104"/>
+        <w:gridCol w:w="1750"/>
+        <w:gridCol w:w="2500"/>
+        <w:gridCol w:w="2200"/>
+        <w:gridCol w:w="3054"/>
       </w:tblGrid>
       <w:tr>
         <w:trPr>
           <w:cantSplit/>
-          <w:trHeight w:val="320" w:hRule="atLeast"/>
+          <w:trHeight w:val="300" w:hRule="atLeast"/>
         </w:trPr>
         <w:tc>
           <w:tcPr>
-            <w:tcW w:w="2000" w:type="dxa"/>
+            <w:tcW w:w="1750" w:type="dxa"/>
+            <w:vAlign w:val="center"/>
+          </w:tcPr>
+          <w:p>
+            <w:pPr>
+              <w:pStyle w:val="Heading2"/>
+              <w:spacing w:before="0" w:after="0" w:line="240" w:lineRule="auto"/>
+            </w:pPr>
+            <w:r>
+              <w:rPr>
+                <w:rFonts w:ascii="Avenir Next" w:hAnsi="Avenir Next" w:cs="Avenir Next" w:eastAsia="Avenir Next"/>
+                <w:b/>
+                <w:color w:val="003A70"/>
+                <w:spacing w:val="12"/>
+                <w:sz w:val="15"/>
+                <w:szCs w:val="15"/>
+              </w:rPr>
+              <w:t xml:space="preserve">CHECK YOURSELF</w:t>
+            </w:r>
+          </w:p>
+        </w:tc>
+        <w:tc>
+          <w:tcPr>
+            <w:tcW w:w="2500" w:type="dxa"/>
             <w:vAlign w:val="center"/>
           </w:tcPr>
           <w:p>
@@ -3738,20 +3782,27 @@
             </w:pPr>
             <w:r>
               <w:rPr>
-                <w:rFonts w:ascii="Avenir Next" w:hAnsi="Avenir Next" w:cs="Avenir Next" w:eastAsia="Avenir Next"/>
-                <w:b/>
-                <w:color w:val="003A70"/>
-                <w:spacing w:val="12"/>
-                <w:sz w:val="15"/>
-                <w:szCs w:val="15"/>
-              </w:rPr>
-              <w:t xml:space="preserve">CHECK YOURSELF</w:t>
+                <w:rFonts w:ascii="Arial" w:hAnsi="Arial" w:cs="Arial" w:eastAsia="Arial"/>
+                <w:color w:val="1A1A1A"/>
+                <w:sz w:val="20"/>
+                <w:szCs w:val="20"/>
+              </w:rPr>
+              <w:t xml:space="preserve">□</w:t>
+            </w:r>
+            <w:r>
+              <w:rPr>
+                <w:rFonts w:ascii="Avenir Next" w:hAnsi="Avenir Next" w:cs="Avenir Next" w:eastAsia="Avenir Next"/>
+                <w:color w:val="1A1A1A"/>
+                <w:sz w:val="17"/>
+                <w:szCs w:val="17"/>
+              </w:rPr>
+              <w:t xml:space="preserve">  I can do this on my own</w:t>
             </w:r>
           </w:p>
         </w:tc>
         <w:tc>
           <w:tcPr>
-            <w:tcW w:w="2300" w:type="dxa"/>
+            <w:tcW w:w="2200" w:type="dxa"/>
             <w:vAlign w:val="center"/>
           </w:tcPr>
           <w:p>
@@ -3762,8 +3813,8 @@
               <w:rPr>
                 <w:rFonts w:ascii="Arial" w:hAnsi="Arial" w:cs="Arial" w:eastAsia="Arial"/>
                 <w:color w:val="1A1A1A"/>
-                <w:sz w:val="24"/>
-                <w:szCs w:val="24"/>
+                <w:sz w:val="20"/>
+                <w:szCs w:val="20"/>
               </w:rPr>
               <w:t xml:space="preserve">□</w:t>
             </w:r>
@@ -3774,13 +3825,13 @@
                 <w:sz w:val="17"/>
                 <w:szCs w:val="17"/>
               </w:rPr>
-              <w:t xml:space="preserve">  I can do this on my own</w:t>
+              <w:t xml:space="preserve">  I need a little help</w:t>
             </w:r>
           </w:p>
         </w:tc>
         <w:tc>
           <w:tcPr>
-            <w:tcW w:w="2100" w:type="dxa"/>
+            <w:tcW w:w="3054" w:type="dxa"/>
             <w:vAlign w:val="center"/>
           </w:tcPr>
           <w:p>
@@ -3791,37 +3842,8 @@
               <w:rPr>
                 <w:rFonts w:ascii="Arial" w:hAnsi="Arial" w:cs="Arial" w:eastAsia="Arial"/>
                 <w:color w:val="1A1A1A"/>
-                <w:sz w:val="24"/>
-                <w:szCs w:val="24"/>
-              </w:rPr>
-              <w:t xml:space="preserve">□</w:t>
-            </w:r>
-            <w:r>
-              <w:rPr>
-                <w:rFonts w:ascii="Avenir Next" w:hAnsi="Avenir Next" w:cs="Avenir Next" w:eastAsia="Avenir Next"/>
-                <w:color w:val="1A1A1A"/>
-                <w:sz w:val="17"/>
-                <w:szCs w:val="17"/>
-              </w:rPr>
-              <w:t xml:space="preserve">  I need a little help</w:t>
-            </w:r>
-          </w:p>
-        </w:tc>
-        <w:tc>
-          <w:tcPr>
-            <w:tcW w:w="3104" w:type="dxa"/>
-            <w:vAlign w:val="center"/>
-          </w:tcPr>
-          <w:p>
-            <w:pPr>
-              <w:spacing w:before="0" w:after="0" w:line="240" w:lineRule="auto"/>
-            </w:pPr>
-            <w:r>
-              <w:rPr>
-                <w:rFonts w:ascii="Arial" w:hAnsi="Arial" w:cs="Arial" w:eastAsia="Arial"/>
-                <w:color w:val="1A1A1A"/>
-                <w:sz w:val="24"/>
-                <w:szCs w:val="24"/>
+                <w:sz w:val="20"/>
+                <w:szCs w:val="20"/>
               </w:rPr>
               <w:t xml:space="preserve">□</w:t>
             </w:r>
@@ -3856,7 +3878,7 @@
     <w:sectPr>
       <w:footerReference w:type="default" r:id="rIdFooter1"/>
       <w:pgSz w:w="12240" w:h="15840"/>
-      <w:pgMar w:top="893" w:right="1224" w:bottom="835" w:left="1512" w:header="432" w:footer="432" w:gutter="0"/>
+      <w:pgMar w:top="780" w:right="1224" w:bottom="760" w:left="1512" w:header="432" w:footer="432" w:gutter="0"/>
       <w:cols w:space="720"/>
     </w:sectPr>
   </w:body>
@@ -3936,7 +3958,106 @@
               <w:sz w:val="15"/>
               <w:szCs w:val="15"/>
             </w:rPr>
-            <w:t xml:space="preserve">Lesson 5-3  ·  Session 1  ·  Prerequisite Practice B</w:t>
+            <w:t xml:space="preserve">5-3 · Page </w:t>
+          </w:r>
+          <w:r>
+            <w:rPr>
+              <w:rFonts w:ascii="Avenir Next" w:hAnsi="Avenir Next" w:cs="Avenir Next" w:eastAsia="Avenir Next"/>
+              <w:color w:val="5A5F66"/>
+              <w:sz w:val="15"/>
+              <w:szCs w:val="15"/>
+            </w:rPr>
+            <w:fldChar w:fldCharType="begin"/>
+          </w:r>
+          <w:r>
+            <w:rPr>
+              <w:rFonts w:ascii="Avenir Next" w:hAnsi="Avenir Next" w:cs="Avenir Next" w:eastAsia="Avenir Next"/>
+              <w:color w:val="5A5F66"/>
+              <w:sz w:val="15"/>
+              <w:szCs w:val="15"/>
+            </w:rPr>
+            <w:instrText xml:space="preserve"> PAGE </w:instrText>
+          </w:r>
+          <w:r>
+            <w:rPr>
+              <w:rFonts w:ascii="Avenir Next" w:hAnsi="Avenir Next" w:cs="Avenir Next" w:eastAsia="Avenir Next"/>
+              <w:color w:val="5A5F66"/>
+              <w:sz w:val="15"/>
+              <w:szCs w:val="15"/>
+            </w:rPr>
+            <w:fldChar w:fldCharType="separate"/>
+          </w:r>
+          <w:r>
+            <w:rPr>
+              <w:rFonts w:ascii="Avenir Next" w:hAnsi="Avenir Next" w:cs="Avenir Next" w:eastAsia="Avenir Next"/>
+              <w:color w:val="5A5F66"/>
+              <w:sz w:val="15"/>
+              <w:szCs w:val="15"/>
+            </w:rPr>
+            <w:t xml:space="preserve">1</w:t>
+          </w:r>
+          <w:r>
+            <w:rPr>
+              <w:rFonts w:ascii="Avenir Next" w:hAnsi="Avenir Next" w:cs="Avenir Next" w:eastAsia="Avenir Next"/>
+              <w:color w:val="5A5F66"/>
+              <w:sz w:val="15"/>
+              <w:szCs w:val="15"/>
+            </w:rPr>
+            <w:fldChar w:fldCharType="end"/>
+          </w:r>
+          <w:r>
+            <w:rPr>
+              <w:rFonts w:ascii="Avenir Next" w:hAnsi="Avenir Next" w:cs="Avenir Next" w:eastAsia="Avenir Next"/>
+              <w:color w:val="5A5F66"/>
+              <w:sz w:val="15"/>
+              <w:szCs w:val="15"/>
+            </w:rPr>
+            <w:t xml:space="preserve"> of </w:t>
+          </w:r>
+          <w:r>
+            <w:rPr>
+              <w:rFonts w:ascii="Avenir Next" w:hAnsi="Avenir Next" w:cs="Avenir Next" w:eastAsia="Avenir Next"/>
+              <w:color w:val="5A5F66"/>
+              <w:sz w:val="15"/>
+              <w:szCs w:val="15"/>
+            </w:rPr>
+            <w:fldChar w:fldCharType="begin"/>
+          </w:r>
+          <w:r>
+            <w:rPr>
+              <w:rFonts w:ascii="Avenir Next" w:hAnsi="Avenir Next" w:cs="Avenir Next" w:eastAsia="Avenir Next"/>
+              <w:color w:val="5A5F66"/>
+              <w:sz w:val="15"/>
+              <w:szCs w:val="15"/>
+            </w:rPr>
+            <w:instrText xml:space="preserve"> NUMPAGES </w:instrText>
+          </w:r>
+          <w:r>
+            <w:rPr>
+              <w:rFonts w:ascii="Avenir Next" w:hAnsi="Avenir Next" w:cs="Avenir Next" w:eastAsia="Avenir Next"/>
+              <w:color w:val="5A5F66"/>
+              <w:sz w:val="15"/>
+              <w:szCs w:val="15"/>
+            </w:rPr>
+            <w:fldChar w:fldCharType="separate"/>
+          </w:r>
+          <w:r>
+            <w:rPr>
+              <w:rFonts w:ascii="Avenir Next" w:hAnsi="Avenir Next" w:cs="Avenir Next" w:eastAsia="Avenir Next"/>
+              <w:color w:val="5A5F66"/>
+              <w:sz w:val="15"/>
+              <w:szCs w:val="15"/>
+            </w:rPr>
+            <w:t xml:space="preserve">1</w:t>
+          </w:r>
+          <w:r>
+            <w:rPr>
+              <w:rFonts w:ascii="Avenir Next" w:hAnsi="Avenir Next" w:cs="Avenir Next" w:eastAsia="Avenir Next"/>
+              <w:color w:val="5A5F66"/>
+              <w:sz w:val="15"/>
+              <w:szCs w:val="15"/>
+            </w:rPr>
+            <w:fldChar w:fldCharType="end"/>
           </w:r>
         </w:p>
       </w:tc>
@@ -3979,5 +4100,23 @@
       </w:tblCellMar>
     </w:tblPr>
   </w:style>
+  <w:style w:type="paragraph" w:styleId="Heading1">
+    <w:name w:val="heading 1"/>
+    <w:basedOn w:val="Normal"/>
+    <w:pPr>
+      <w:outlineLvl w:val="0"/>
+      <w:keepNext w:val="0"/>
+      <w:keepLines w:val="0"/>
+    </w:pPr>
+  </w:style>
+  <w:style w:type="paragraph" w:styleId="Heading2">
+    <w:name w:val="heading 2"/>
+    <w:basedOn w:val="Normal"/>
+    <w:pPr>
+      <w:outlineLvl w:val="1"/>
+      <w:keepNext w:val="0"/>
+      <w:keepLines w:val="0"/>
+    </w:pPr>
+  </w:style>
 </w:styles>
 </file>